--- a/Кибер физ/отчет3.docx
+++ b/Кибер физ/отчет3.docx
@@ -285,21 +285,7 @@
         <w:rPr>
           <w:lang w:val="ru-RU"/>
         </w:rPr>
-        <w:t>(</w:t>
-      </w:r>
-      <w:proofErr w:type="spellStart"/>
-      <w:r>
-        <w:rPr>
-          <w:lang w:val="ru-RU"/>
-        </w:rPr>
-        <w:t>СПбГУТ</w:t>
-      </w:r>
-      <w:proofErr w:type="spellEnd"/>
-      <w:r>
-        <w:rPr>
-          <w:lang w:val="ru-RU"/>
-        </w:rPr>
-        <w:t xml:space="preserve">) </w:t>
+        <w:t xml:space="preserve">(СПбГУТ) </w:t>
       </w:r>
     </w:p>
     <w:p>
@@ -812,21 +798,7 @@
         <w:rPr>
           <w:lang w:val="ru-RU"/>
         </w:rPr>
-        <w:t xml:space="preserve">Кодек G.711(10) каждые 30 </w:t>
-      </w:r>
-      <w:proofErr w:type="spellStart"/>
-      <w:r>
-        <w:rPr>
-          <w:lang w:val="ru-RU"/>
-        </w:rPr>
-        <w:t>мс</w:t>
-      </w:r>
-      <w:proofErr w:type="spellEnd"/>
-      <w:r>
-        <w:rPr>
-          <w:lang w:val="ru-RU"/>
-        </w:rPr>
-        <w:t xml:space="preserve"> генерирует пакеты длиной 158</w:t>
+        <w:t>Кодек G.711(10) каждые 30 мс генерирует пакеты длиной 158</w:t>
       </w:r>
     </w:p>
     <w:p>
@@ -856,6 +828,7 @@
       </w:pPr>
       <w:r>
         <w:rPr>
+          <w:noProof/>
           <w:lang w:val="ru-RU"/>
         </w:rPr>
         <w:drawing>
@@ -902,6 +875,9 @@
         <w:ind w:left="370" w:right="249" w:firstLine="0"/>
       </w:pPr>
       <w:r>
+        <w:rPr>
+          <w:noProof/>
+        </w:rPr>
         <w:drawing>
           <wp:inline distT="0" distB="0" distL="0" distR="0" wp14:anchorId="7B66CC86" wp14:editId="31C11B4E">
             <wp:extent cx="4001058" cy="1438476"/>
@@ -954,21 +930,7 @@
         <w:rPr>
           <w:lang w:val="ru-RU"/>
         </w:rPr>
-        <w:t xml:space="preserve">Кодек G.711(30) каждые 10 </w:t>
-      </w:r>
-      <w:proofErr w:type="spellStart"/>
-      <w:r>
-        <w:rPr>
-          <w:lang w:val="ru-RU"/>
-        </w:rPr>
-        <w:t>мс</w:t>
-      </w:r>
-      <w:proofErr w:type="spellEnd"/>
-      <w:r>
-        <w:rPr>
-          <w:lang w:val="ru-RU"/>
-        </w:rPr>
-        <w:t xml:space="preserve"> генерирует пакеты длиной 318 байт. </w:t>
+        <w:t xml:space="preserve">Кодек G.711(30) каждые 10 мс генерирует пакеты длиной 318 байт. </w:t>
       </w:r>
     </w:p>
     <w:p>
@@ -996,6 +958,7 @@
       </w:pPr>
       <w:r>
         <w:rPr>
+          <w:noProof/>
           <w:lang w:val="ru-RU"/>
         </w:rPr>
         <w:drawing>
@@ -1045,6 +1008,7 @@
       </w:pPr>
       <w:r>
         <w:rPr>
+          <w:noProof/>
           <w:lang w:val="ru-RU"/>
         </w:rPr>
         <w:drawing>
@@ -1124,6 +1088,7 @@
       </w:pPr>
       <w:r>
         <w:rPr>
+          <w:noProof/>
           <w:lang w:val="ru-RU"/>
         </w:rPr>
         <w:drawing>
@@ -1173,6 +1138,7 @@
       </w:pPr>
       <w:r>
         <w:rPr>
+          <w:noProof/>
           <w:lang w:val="ru-RU"/>
         </w:rPr>
         <w:drawing>
@@ -1269,6 +1235,7 @@
       </w:pPr>
       <w:r>
         <w:rPr>
+          <w:noProof/>
           <w:lang w:val="ru-RU"/>
         </w:rPr>
         <w:drawing>
@@ -1318,6 +1285,7 @@
       </w:pPr>
       <w:r>
         <w:rPr>
+          <w:noProof/>
           <w:lang w:val="ru-RU"/>
         </w:rPr>
         <w:drawing>
@@ -1485,32 +1453,43 @@
         <w:pStyle w:val="a3"/>
         <w:ind w:left="370" w:firstLine="0"/>
       </w:pPr>
-      <w:proofErr w:type="spellStart"/>
-      <w:r>
-        <w:t>интерфейсе</w:t>
-      </w:r>
-      <w:proofErr w:type="spellEnd"/>
-      <w:r>
-        <w:t>.</w:t>
+      <w:r>
+        <w:t>интерфейсе.</w:t>
+      </w:r>
+      <w:r>
+        <w:br/>
+      </w:r>
+      <w:r>
+        <w:rPr>
+          <w:lang w:val="ru-RU"/>
+        </w:rPr>
+        <w:br/>
+        <w:t xml:space="preserve">Для первого </w:t>
+      </w:r>
+      <w:r>
+        <w:t>маршрутизатор</w:t>
+      </w:r>
+      <w:r>
+        <w:rPr>
+          <w:lang w:val="ru-RU"/>
+        </w:rPr>
+        <w:t>а</w:t>
+      </w:r>
+      <w:r>
+        <w:t>:</w:t>
       </w:r>
     </w:p>
     <w:p>
       <w:pPr>
         <w:pStyle w:val="a3"/>
         <w:ind w:left="370" w:firstLine="0"/>
-        <w:rPr>
-          <w:lang w:val="ru-RU"/>
-        </w:rPr>
-      </w:pPr>
-      <w:r>
-        <w:rPr>
-          <w:lang w:val="ru-RU"/>
-        </w:rPr>
+      </w:pPr>
+      <w:r>
         <w:drawing>
-          <wp:inline distT="0" distB="0" distL="0" distR="0" wp14:anchorId="68FDFED8" wp14:editId="73268B31">
-            <wp:extent cx="4496427" cy="1314633"/>
+          <wp:inline distT="0" distB="0" distL="0" distR="0" wp14:anchorId="55D2D5B9" wp14:editId="145E0429">
+            <wp:extent cx="5220429" cy="1143160"/>
             <wp:effectExtent l="0" t="0" r="0" b="0"/>
-            <wp:docPr id="16" name="Рисунок 16"/>
+            <wp:docPr id="3" name="Рисунок 3"/>
             <wp:cNvGraphicFramePr>
               <a:graphicFrameLocks xmlns:a="http://schemas.openxmlformats.org/drawingml/2006/main" noChangeAspect="1"/>
             </wp:cNvGraphicFramePr>
@@ -1530,7 +1509,7 @@
                   <pic:spPr>
                     <a:xfrm>
                       <a:off x="0" y="0"/>
-                      <a:ext cx="4496427" cy="1314633"/>
+                      <a:ext cx="5220429" cy="1143160"/>
                     </a:xfrm>
                     <a:prstGeom prst="rect">
                       <a:avLst/>
@@ -1542,24 +1521,69 @@
           </wp:inline>
         </w:drawing>
       </w:r>
-    </w:p>
-    <w:p>
-      <w:pPr>
-        <w:spacing w:after="180"/>
-        <w:ind w:left="0" w:right="249" w:firstLine="0"/>
-        <w:rPr>
-          <w:lang w:val="ru-RU"/>
-        </w:rPr>
-      </w:pPr>
+      <w:r>
+        <w:rPr>
+          <w:lang w:val="ru-RU"/>
+        </w:rPr>
+        <w:br/>
+      </w:r>
+      <w:r>
+        <w:rPr>
+          <w:lang w:val="ru-RU"/>
+        </w:rPr>
+        <w:t xml:space="preserve">Интенсивность обслуживания пакета интерфейсом маршрутизатора равна </w:t>
+      </w:r>
+      <w:r>
+        <w:t>VEL</w:t>
+      </w:r>
+      <w:r>
+        <w:rPr>
+          <w:lang w:val="ru-RU"/>
+        </w:rPr>
+        <w:t>/</w:t>
+      </w:r>
+      <w:r>
+        <w:t>LEN</w:t>
+      </w:r>
+      <w:r>
+        <w:rPr>
+          <w:lang w:val="ru-RU"/>
+        </w:rPr>
+        <w:t xml:space="preserve">, где </w:t>
+      </w:r>
+      <w:r>
+        <w:t>VEL</w:t>
+      </w:r>
+      <w:r>
+        <w:rPr>
+          <w:lang w:val="ru-RU"/>
+        </w:rPr>
+        <w:t xml:space="preserve"> – скорость передачи интерфейса, </w:t>
+      </w:r>
+      <w:r>
+        <w:t>LEN</w:t>
+      </w:r>
+      <w:r>
+        <w:rPr>
+          <w:lang w:val="ru-RU"/>
+        </w:rPr>
+        <w:t xml:space="preserve"> – длина пакта.</w:t>
+      </w:r>
+      <w:r>
+        <w:rPr>
+          <w:lang w:val="ru-RU"/>
+        </w:rPr>
+        <w:br/>
+      </w:r>
       <w:r>
         <w:rPr>
           <w:lang w:val="ru-RU"/>
         </w:rPr>
         <w:drawing>
-          <wp:inline distT="0" distB="0" distL="0" distR="0" wp14:anchorId="28936561" wp14:editId="39A513B4">
-            <wp:extent cx="4439270" cy="838317"/>
-            <wp:effectExtent l="0" t="0" r="0" b="0"/>
-            <wp:docPr id="17" name="Рисунок 17"/>
+          <wp:inline distT="0" distB="0" distL="0" distR="0" wp14:anchorId="4D1DA078" wp14:editId="32DCEA88">
+            <wp:extent cx="6462395" cy="1155065"/>
+            <wp:effectExtent l="0" t="0" r="0" b="6985"/>
+            <wp:docPr id="4" name="Рисунок 4"/>
             <wp:cNvGraphicFramePr>
               <a:graphicFrameLocks xmlns:a="http://schemas.openxmlformats.org/drawingml/2006/main" noChangeAspect="1"/>
             </wp:cNvGraphicFramePr>
@@ -1579,7 +1603,7 @@
                   <pic:spPr>
                     <a:xfrm>
                       <a:off x="0" y="0"/>
-                      <a:ext cx="4439270" cy="838317"/>
+                      <a:ext cx="6462395" cy="1155065"/>
                     </a:xfrm>
                     <a:prstGeom prst="rect">
                       <a:avLst/>
@@ -1591,66 +1615,83 @@
           </wp:inline>
         </w:drawing>
       </w:r>
-    </w:p>
-    <w:p>
-      <w:pPr>
-        <w:spacing w:after="180"/>
-        <w:ind w:left="0" w:right="249" w:firstLine="0"/>
-        <w:rPr>
-          <w:lang w:val="ru-RU"/>
-        </w:rPr>
-      </w:pPr>
-      <w:r>
-        <w:rPr>
-          <w:noProof/>
+      <w:r>
+        <w:rPr>
+          <w:lang w:val="ru-RU"/>
+        </w:rPr>
+        <w:br/>
+      </w:r>
+      <w:r>
+        <w:sym w:font="Symbol" w:char="F06C"/>
+      </w:r>
+      <w:r>
+        <w:rPr>
+          <w:lang w:val="ru-RU"/>
+        </w:rPr>
+        <w:t xml:space="preserve"> – интенсивность поступающего потока вызовов, численно равен количеству вызовов, поступающих за единицу времени.</w:t>
+      </w:r>
+      <w:r>
+        <w:rPr>
+          <w:lang w:val="ru-RU"/>
+        </w:rPr>
+        <w:br/>
+      </w:r>
+      <w:r>
+        <w:rPr>
+          <w:lang w:val="ru-RU"/>
         </w:rPr>
         <w:drawing>
-          <wp:inline distT="0" distB="0" distL="0" distR="0" wp14:anchorId="38DE9C0B" wp14:editId="4F151222">
-            <wp:extent cx="4572000" cy="2743200"/>
-            <wp:effectExtent l="0" t="0" r="0" b="0"/>
-            <wp:docPr id="19" name="Диаграмма 19">
-              <a:extLst xmlns:a="http://schemas.openxmlformats.org/drawingml/2006/main">
-                <a:ext uri="{FF2B5EF4-FFF2-40B4-BE49-F238E27FC236}">
-                  <a16:creationId xmlns:a16="http://schemas.microsoft.com/office/drawing/2014/main" id="{18B49F3E-EE74-4628-B590-B13ACDF32513}"/>
-                </a:ext>
-              </a:extLst>
-            </wp:docPr>
-            <wp:cNvGraphicFramePr/>
+          <wp:inline distT="0" distB="0" distL="0" distR="0" wp14:anchorId="26902A95" wp14:editId="26AEA5AD">
+            <wp:extent cx="6462395" cy="889635"/>
+            <wp:effectExtent l="0" t="0" r="0" b="5715"/>
+            <wp:docPr id="9" name="Рисунок 9"/>
+            <wp:cNvGraphicFramePr>
+              <a:graphicFrameLocks xmlns:a="http://schemas.openxmlformats.org/drawingml/2006/main" noChangeAspect="1"/>
+            </wp:cNvGraphicFramePr>
             <a:graphic xmlns:a="http://schemas.openxmlformats.org/drawingml/2006/main">
-              <a:graphicData uri="http://schemas.openxmlformats.org/drawingml/2006/chart">
-                <c:chart xmlns:c="http://schemas.openxmlformats.org/drawingml/2006/chart" xmlns:r="http://schemas.openxmlformats.org/officeDocument/2006/relationships" r:id="rId15"/>
+              <a:graphicData uri="http://schemas.openxmlformats.org/drawingml/2006/picture">
+                <pic:pic xmlns:pic="http://schemas.openxmlformats.org/drawingml/2006/picture">
+                  <pic:nvPicPr>
+                    <pic:cNvPr id="1" name=""/>
+                    <pic:cNvPicPr/>
+                  </pic:nvPicPr>
+                  <pic:blipFill>
+                    <a:blip r:embed="rId15"/>
+                    <a:stretch>
+                      <a:fillRect/>
+                    </a:stretch>
+                  </pic:blipFill>
+                  <pic:spPr>
+                    <a:xfrm>
+                      <a:off x="0" y="0"/>
+                      <a:ext cx="6462395" cy="889635"/>
+                    </a:xfrm>
+                    <a:prstGeom prst="rect">
+                      <a:avLst/>
+                    </a:prstGeom>
+                  </pic:spPr>
+                </pic:pic>
               </a:graphicData>
             </a:graphic>
           </wp:inline>
         </w:drawing>
       </w:r>
-    </w:p>
-    <w:p>
-      <w:pPr>
-        <w:spacing w:after="180"/>
-        <w:ind w:left="0" w:right="249" w:firstLine="0"/>
-        <w:rPr>
-          <w:lang w:val="ru-RU"/>
-        </w:rPr>
-      </w:pPr>
-    </w:p>
-    <w:p>
-      <w:pPr>
-        <w:spacing w:after="180"/>
-        <w:ind w:left="0" w:right="249" w:firstLine="0"/>
-        <w:rPr>
-          <w:lang w:val="ru-RU"/>
-        </w:rPr>
-      </w:pPr>
-      <w:r>
-        <w:rPr>
-          <w:lang w:val="ru-RU"/>
-        </w:rPr>
+      <w:r>
+        <w:rPr>
+          <w:lang w:val="ru-RU"/>
+        </w:rPr>
+        <w:br/>
+      </w:r>
+      <w:r>
+        <w:rPr>
+          <w:lang w:val="ru-RU"/>
+        </w:rPr>
+        <w:lastRenderedPageBreak/>
         <w:drawing>
-          <wp:inline distT="0" distB="0" distL="0" distR="0" wp14:anchorId="0D114EE5" wp14:editId="6C0C4E3A">
-            <wp:extent cx="4458322" cy="762106"/>
+          <wp:inline distT="0" distB="0" distL="0" distR="0" wp14:anchorId="2DA098C2" wp14:editId="05111C27">
+            <wp:extent cx="5153744" cy="685896"/>
             <wp:effectExtent l="0" t="0" r="0" b="0"/>
-            <wp:docPr id="18" name="Рисунок 18"/>
+            <wp:docPr id="10" name="Рисунок 10"/>
             <wp:cNvGraphicFramePr>
               <a:graphicFrameLocks xmlns:a="http://schemas.openxmlformats.org/drawingml/2006/main" noChangeAspect="1"/>
             </wp:cNvGraphicFramePr>
@@ -1670,7 +1711,7 @@
                   <pic:spPr>
                     <a:xfrm>
                       <a:off x="0" y="0"/>
-                      <a:ext cx="4458322" cy="762106"/>
+                      <a:ext cx="5153744" cy="685896"/>
                     </a:xfrm>
                     <a:prstGeom prst="rect">
                       <a:avLst/>
@@ -1682,66 +1723,277 @@
           </wp:inline>
         </w:drawing>
       </w:r>
-    </w:p>
-    <w:p>
-      <w:pPr>
-        <w:spacing w:after="180"/>
-        <w:ind w:left="0" w:right="249" w:firstLine="0"/>
-        <w:rPr>
-          <w:lang w:val="ru-RU"/>
-        </w:rPr>
-      </w:pPr>
-      <w:r>
-        <w:rPr>
-          <w:noProof/>
+      <w:r>
+        <w:rPr>
+          <w:lang w:val="ru-RU"/>
+        </w:rPr>
+        <w:br/>
+      </w:r>
+      <w:r>
+        <w:rPr>
+          <w:lang w:val="ru-RU"/>
         </w:rPr>
         <w:drawing>
-          <wp:inline distT="0" distB="0" distL="0" distR="0" wp14:anchorId="377BCC3A" wp14:editId="23568BA3">
-            <wp:extent cx="4572000" cy="2743200"/>
+          <wp:inline distT="0" distB="0" distL="0" distR="0" wp14:anchorId="7C5F2D63" wp14:editId="0AFBD1D0">
+            <wp:extent cx="6462395" cy="709930"/>
             <wp:effectExtent l="0" t="0" r="0" b="0"/>
-            <wp:docPr id="20" name="Диаграмма 20">
-              <a:extLst xmlns:a="http://schemas.openxmlformats.org/drawingml/2006/main">
-                <a:ext uri="{FF2B5EF4-FFF2-40B4-BE49-F238E27FC236}">
-                  <a16:creationId xmlns:a16="http://schemas.microsoft.com/office/drawing/2014/main" id="{266CAE7B-9AC4-4BAC-B155-F79457510E64}"/>
-                </a:ext>
-              </a:extLst>
-            </wp:docPr>
-            <wp:cNvGraphicFramePr/>
+            <wp:docPr id="11" name="Рисунок 11"/>
+            <wp:cNvGraphicFramePr>
+              <a:graphicFrameLocks xmlns:a="http://schemas.openxmlformats.org/drawingml/2006/main" noChangeAspect="1"/>
+            </wp:cNvGraphicFramePr>
             <a:graphic xmlns:a="http://schemas.openxmlformats.org/drawingml/2006/main">
-              <a:graphicData uri="http://schemas.openxmlformats.org/drawingml/2006/chart">
-                <c:chart xmlns:c="http://schemas.openxmlformats.org/drawingml/2006/chart" xmlns:r="http://schemas.openxmlformats.org/officeDocument/2006/relationships" r:id="rId17"/>
+              <a:graphicData uri="http://schemas.openxmlformats.org/drawingml/2006/picture">
+                <pic:pic xmlns:pic="http://schemas.openxmlformats.org/drawingml/2006/picture">
+                  <pic:nvPicPr>
+                    <pic:cNvPr id="1" name=""/>
+                    <pic:cNvPicPr/>
+                  </pic:nvPicPr>
+                  <pic:blipFill>
+                    <a:blip r:embed="rId17"/>
+                    <a:stretch>
+                      <a:fillRect/>
+                    </a:stretch>
+                  </pic:blipFill>
+                  <pic:spPr>
+                    <a:xfrm>
+                      <a:off x="0" y="0"/>
+                      <a:ext cx="6462395" cy="709930"/>
+                    </a:xfrm>
+                    <a:prstGeom prst="rect">
+                      <a:avLst/>
+                    </a:prstGeom>
+                  </pic:spPr>
+                </pic:pic>
               </a:graphicData>
             </a:graphic>
           </wp:inline>
         </w:drawing>
       </w:r>
-    </w:p>
-    <w:p>
-      <w:pPr>
-        <w:spacing w:after="180"/>
-        <w:ind w:left="0" w:right="249" w:firstLine="0"/>
-        <w:rPr>
-          <w:lang w:val="ru-RU"/>
-        </w:rPr>
-      </w:pPr>
-    </w:p>
-    <w:p>
-      <w:pPr>
-        <w:spacing w:after="180"/>
-        <w:ind w:left="0" w:right="249" w:firstLine="0"/>
-        <w:rPr>
-          <w:lang w:val="ru-RU"/>
-        </w:rPr>
-      </w:pPr>
-    </w:p>
-    <w:p>
-      <w:pPr>
-        <w:spacing w:after="180"/>
-        <w:ind w:left="0" w:right="249" w:firstLine="0"/>
-        <w:rPr>
-          <w:lang w:val="ru-RU"/>
-        </w:rPr>
-      </w:pPr>
+      <w:r>
+        <w:rPr>
+          <w:lang w:val="ru-RU"/>
+        </w:rPr>
+        <w:br/>
+        <w:t xml:space="preserve">Определив нагрузку для первого </w:t>
+      </w:r>
+      <w:r>
+        <w:rPr>
+          <w:lang w:val="ru-RU"/>
+        </w:rPr>
+        <w:t>маршрутизатор</w:t>
+      </w:r>
+      <w:r>
+        <w:rPr>
+          <w:lang w:val="ru-RU"/>
+        </w:rPr>
+        <w:t xml:space="preserve">а я выяснил, что система буде перегружена, поэтому </w:t>
+      </w:r>
+      <w:r>
+        <w:rPr>
+          <w:lang w:val="ru-RU"/>
+        </w:rPr>
+        <w:t>стандартная экспоненциальная ФРВ неприменима</w:t>
+      </w:r>
+      <w:r>
+        <w:rPr>
+          <w:lang w:val="ru-RU"/>
+        </w:rPr>
+        <w:t>.</w:t>
+      </w:r>
+      <w:r>
+        <w:rPr>
+          <w:lang w:val="ru-RU"/>
+        </w:rPr>
+        <w:br/>
+      </w:r>
+      <w:r>
+        <w:rPr>
+          <w:lang w:val="ru-RU"/>
+        </w:rPr>
+        <w:drawing>
+          <wp:inline distT="0" distB="0" distL="0" distR="0" wp14:anchorId="259AEC85" wp14:editId="2DC11EDF">
+            <wp:extent cx="6462395" cy="628015"/>
+            <wp:effectExtent l="0" t="0" r="0" b="635"/>
+            <wp:docPr id="12" name="Рисунок 12"/>
+            <wp:cNvGraphicFramePr>
+              <a:graphicFrameLocks xmlns:a="http://schemas.openxmlformats.org/drawingml/2006/main" noChangeAspect="1"/>
+            </wp:cNvGraphicFramePr>
+            <a:graphic xmlns:a="http://schemas.openxmlformats.org/drawingml/2006/main">
+              <a:graphicData uri="http://schemas.openxmlformats.org/drawingml/2006/picture">
+                <pic:pic xmlns:pic="http://schemas.openxmlformats.org/drawingml/2006/picture">
+                  <pic:nvPicPr>
+                    <pic:cNvPr id="1" name=""/>
+                    <pic:cNvPicPr/>
+                  </pic:nvPicPr>
+                  <pic:blipFill>
+                    <a:blip r:embed="rId18"/>
+                    <a:stretch>
+                      <a:fillRect/>
+                    </a:stretch>
+                  </pic:blipFill>
+                  <pic:spPr>
+                    <a:xfrm>
+                      <a:off x="0" y="0"/>
+                      <a:ext cx="6462395" cy="628015"/>
+                    </a:xfrm>
+                    <a:prstGeom prst="rect">
+                      <a:avLst/>
+                    </a:prstGeom>
+                  </pic:spPr>
+                </pic:pic>
+              </a:graphicData>
+            </a:graphic>
+          </wp:inline>
+        </w:drawing>
+      </w:r>
+      <w:r>
+        <w:rPr>
+          <w:lang w:val="ru-RU"/>
+        </w:rPr>
+        <w:br/>
+      </w:r>
+      <w:r>
+        <w:rPr>
+          <w:lang w:val="ru-RU"/>
+        </w:rPr>
+        <w:br/>
+        <w:t xml:space="preserve">Для второго </w:t>
+      </w:r>
+      <w:r>
+        <w:t>маршрутизатор</w:t>
+      </w:r>
+      <w:r>
+        <w:rPr>
+          <w:lang w:val="ru-RU"/>
+        </w:rPr>
+        <w:t>а</w:t>
+      </w:r>
+      <w:r>
+        <w:t>:</w:t>
+      </w:r>
+    </w:p>
+    <w:p>
+      <w:pPr>
+        <w:pStyle w:val="a3"/>
+        <w:ind w:left="370" w:firstLine="0"/>
+      </w:pPr>
+      <w:r>
+        <w:drawing>
+          <wp:inline distT="0" distB="0" distL="0" distR="0" wp14:anchorId="57847D1C" wp14:editId="5218BF89">
+            <wp:extent cx="6462395" cy="610235"/>
+            <wp:effectExtent l="0" t="0" r="0" b="0"/>
+            <wp:docPr id="22" name="Рисунок 22"/>
+            <wp:cNvGraphicFramePr>
+              <a:graphicFrameLocks xmlns:a="http://schemas.openxmlformats.org/drawingml/2006/main" noChangeAspect="1"/>
+            </wp:cNvGraphicFramePr>
+            <a:graphic xmlns:a="http://schemas.openxmlformats.org/drawingml/2006/main">
+              <a:graphicData uri="http://schemas.openxmlformats.org/drawingml/2006/picture">
+                <pic:pic xmlns:pic="http://schemas.openxmlformats.org/drawingml/2006/picture">
+                  <pic:nvPicPr>
+                    <pic:cNvPr id="1" name=""/>
+                    <pic:cNvPicPr/>
+                  </pic:nvPicPr>
+                  <pic:blipFill>
+                    <a:blip r:embed="rId19"/>
+                    <a:stretch>
+                      <a:fillRect/>
+                    </a:stretch>
+                  </pic:blipFill>
+                  <pic:spPr>
+                    <a:xfrm>
+                      <a:off x="0" y="0"/>
+                      <a:ext cx="6462395" cy="610235"/>
+                    </a:xfrm>
+                    <a:prstGeom prst="rect">
+                      <a:avLst/>
+                    </a:prstGeom>
+                  </pic:spPr>
+                </pic:pic>
+              </a:graphicData>
+            </a:graphic>
+          </wp:inline>
+        </w:drawing>
+      </w:r>
+      <w:r>
+        <w:br/>
+      </w:r>
+      <w:r>
+        <w:drawing>
+          <wp:inline distT="0" distB="0" distL="0" distR="0" wp14:anchorId="3ED70ED1" wp14:editId="0F931AA9">
+            <wp:extent cx="6462395" cy="2191385"/>
+            <wp:effectExtent l="0" t="0" r="0" b="0"/>
+            <wp:docPr id="23" name="Рисунок 23"/>
+            <wp:cNvGraphicFramePr>
+              <a:graphicFrameLocks xmlns:a="http://schemas.openxmlformats.org/drawingml/2006/main" noChangeAspect="1"/>
+            </wp:cNvGraphicFramePr>
+            <a:graphic xmlns:a="http://schemas.openxmlformats.org/drawingml/2006/main">
+              <a:graphicData uri="http://schemas.openxmlformats.org/drawingml/2006/picture">
+                <pic:pic xmlns:pic="http://schemas.openxmlformats.org/drawingml/2006/picture">
+                  <pic:nvPicPr>
+                    <pic:cNvPr id="1" name=""/>
+                    <pic:cNvPicPr/>
+                  </pic:nvPicPr>
+                  <pic:blipFill>
+                    <a:blip r:embed="rId20"/>
+                    <a:stretch>
+                      <a:fillRect/>
+                    </a:stretch>
+                  </pic:blipFill>
+                  <pic:spPr>
+                    <a:xfrm>
+                      <a:off x="0" y="0"/>
+                      <a:ext cx="6462395" cy="2191385"/>
+                    </a:xfrm>
+                    <a:prstGeom prst="rect">
+                      <a:avLst/>
+                    </a:prstGeom>
+                  </pic:spPr>
+                </pic:pic>
+              </a:graphicData>
+            </a:graphic>
+          </wp:inline>
+        </w:drawing>
+      </w:r>
+      <w:r>
+        <w:br/>
+      </w:r>
+      <w:r>
+        <w:drawing>
+          <wp:inline distT="0" distB="0" distL="0" distR="0" wp14:anchorId="03B9CCAC" wp14:editId="09EDA519">
+            <wp:extent cx="4667901" cy="2857899"/>
+            <wp:effectExtent l="0" t="0" r="0" b="0"/>
+            <wp:docPr id="24" name="Рисунок 24"/>
+            <wp:cNvGraphicFramePr>
+              <a:graphicFrameLocks xmlns:a="http://schemas.openxmlformats.org/drawingml/2006/main" noChangeAspect="1"/>
+            </wp:cNvGraphicFramePr>
+            <a:graphic xmlns:a="http://schemas.openxmlformats.org/drawingml/2006/main">
+              <a:graphicData uri="http://schemas.openxmlformats.org/drawingml/2006/picture">
+                <pic:pic xmlns:pic="http://schemas.openxmlformats.org/drawingml/2006/picture">
+                  <pic:nvPicPr>
+                    <pic:cNvPr id="1" name=""/>
+                    <pic:cNvPicPr/>
+                  </pic:nvPicPr>
+                  <pic:blipFill>
+                    <a:blip r:embed="rId21"/>
+                    <a:stretch>
+                      <a:fillRect/>
+                    </a:stretch>
+                  </pic:blipFill>
+                  <pic:spPr>
+                    <a:xfrm>
+                      <a:off x="0" y="0"/>
+                      <a:ext cx="4667901" cy="2857899"/>
+                    </a:xfrm>
+                    <a:prstGeom prst="rect">
+                      <a:avLst/>
+                    </a:prstGeom>
+                  </pic:spPr>
+                </pic:pic>
+              </a:graphicData>
+            </a:graphic>
+          </wp:inline>
+        </w:drawing>
+      </w:r>
     </w:p>
     <w:sectPr>
       <w:pgSz w:w="11904" w:h="16838"/>
@@ -3066,7 +3318,6 @@
   <w:style w:type="character" w:default="1" w:styleId="a0">
     <w:name w:val="Default Paragraph Font"/>
     <w:uiPriority w:val="1"/>
-    <w:semiHidden/>
     <w:unhideWhenUsed/>
   </w:style>
   <w:style w:type="table" w:default="1" w:styleId="a1">
@@ -3175,1940 +3426,6 @@
     </w:rPr>
   </w:style>
 </w:styles>
-</file>
-
-<file path=word/charts/chart1.xml><?xml version="1.0" encoding="utf-8"?>
-<c:chartSpace xmlns:c="http://schemas.openxmlformats.org/drawingml/2006/chart" xmlns:a="http://schemas.openxmlformats.org/drawingml/2006/main" xmlns:r="http://schemas.openxmlformats.org/officeDocument/2006/relationships" xmlns:c16r2="http://schemas.microsoft.com/office/drawing/2015/06/chart">
-  <c:date1904 val="0"/>
-  <c:lang val="ru-RU"/>
-  <c:roundedCorners val="0"/>
-  <mc:AlternateContent xmlns:mc="http://schemas.openxmlformats.org/markup-compatibility/2006">
-    <mc:Choice xmlns:c14="http://schemas.microsoft.com/office/drawing/2007/8/2/chart" Requires="c14">
-      <c14:style val="102"/>
-    </mc:Choice>
-    <mc:Fallback>
-      <c:style val="2"/>
-    </mc:Fallback>
-  </mc:AlternateContent>
-  <c:chart>
-    <c:autoTitleDeleted val="1"/>
-    <c:plotArea>
-      <c:layout>
-        <c:manualLayout>
-          <c:layoutTarget val="inner"/>
-          <c:xMode val="edge"/>
-          <c:yMode val="edge"/>
-          <c:x val="6.7261592300962375E-2"/>
-          <c:y val="7.8703703703703706E-2"/>
-          <c:w val="0.8966272965879265"/>
-          <c:h val="0.73577136191309422"/>
-        </c:manualLayout>
-      </c:layout>
-      <c:lineChart>
-        <c:grouping val="stacked"/>
-        <c:varyColors val="0"/>
-        <c:ser>
-          <c:idx val="0"/>
-          <c:order val="0"/>
-          <c:spPr>
-            <a:ln w="28575" cap="rnd">
-              <a:solidFill>
-                <a:schemeClr val="accent1"/>
-              </a:solidFill>
-              <a:round/>
-            </a:ln>
-            <a:effectLst/>
-          </c:spPr>
-          <c:marker>
-            <c:symbol val="none"/>
-          </c:marker>
-          <c:cat>
-            <c:strRef>
-              <c:f>'5'!$K$4:$L$14</c:f>
-              <c:strCache>
-                <c:ptCount val="11"/>
-                <c:pt idx="0">
-                  <c:v>0</c:v>
-                </c:pt>
-                <c:pt idx="1">
-                  <c:v>0,0001</c:v>
-                </c:pt>
-                <c:pt idx="2">
-                  <c:v>0,0002</c:v>
-                </c:pt>
-                <c:pt idx="3">
-                  <c:v>0,0003</c:v>
-                </c:pt>
-                <c:pt idx="4">
-                  <c:v>0,0004</c:v>
-                </c:pt>
-                <c:pt idx="5">
-                  <c:v>0,0005</c:v>
-                </c:pt>
-                <c:pt idx="6">
-                  <c:v>0,0006</c:v>
-                </c:pt>
-                <c:pt idx="7">
-                  <c:v>0,0007</c:v>
-                </c:pt>
-                <c:pt idx="8">
-                  <c:v>0,0008</c:v>
-                </c:pt>
-                <c:pt idx="9">
-                  <c:v>0,0009</c:v>
-                </c:pt>
-                <c:pt idx="10">
-                  <c:v>0,001</c:v>
-                </c:pt>
-              </c:strCache>
-            </c:strRef>
-          </c:cat>
-          <c:val>
-            <c:numRef>
-              <c:f>'5'!$I$4:$I$14</c:f>
-              <c:numCache>
-                <c:formatCode>General</c:formatCode>
-                <c:ptCount val="11"/>
-                <c:pt idx="0">
-                  <c:v>0</c:v>
-                </c:pt>
-                <c:pt idx="1">
-                  <c:v>0.32670359327284115</c:v>
-                </c:pt>
-                <c:pt idx="2">
-                  <c:v>0.54667194868829627</c:v>
-                </c:pt>
-                <c:pt idx="3">
-                  <c:v>0.6947758519832048</c:v>
-                </c:pt>
-                <c:pt idx="4">
-                  <c:v>0.79449367789393333</c:v>
-                </c:pt>
-                <c:pt idx="5">
-                  <c:v>0.86163333176627122</c:v>
-                </c:pt>
-                <c:pt idx="6">
-                  <c:v>0.90683821946742149</c:v>
-                </c:pt>
-                <c:pt idx="7">
-                  <c:v>0.93727450792311073</c:v>
-                </c:pt>
-                <c:pt idx="8">
-                  <c:v>0.95776715157443759</c:v>
-                </c:pt>
-                <c:pt idx="9">
-                  <c:v>0.97156477490921611</c:v>
-                </c:pt>
-                <c:pt idx="10">
-                  <c:v>0.98085466512189723</c:v>
-                </c:pt>
-              </c:numCache>
-            </c:numRef>
-          </c:val>
-          <c:smooth val="0"/>
-          <c:extLst>
-            <c:ext xmlns:c16="http://schemas.microsoft.com/office/drawing/2014/chart" uri="{C3380CC4-5D6E-409C-BE32-E72D297353CC}">
-              <c16:uniqueId val="{00000000-6522-475C-91D5-C3C5C6EBF31E}"/>
-            </c:ext>
-          </c:extLst>
-        </c:ser>
-        <c:ser>
-          <c:idx val="1"/>
-          <c:order val="1"/>
-          <c:spPr>
-            <a:ln w="28575" cap="rnd">
-              <a:solidFill>
-                <a:schemeClr val="accent2"/>
-              </a:solidFill>
-              <a:round/>
-            </a:ln>
-            <a:effectLst/>
-          </c:spPr>
-          <c:marker>
-            <c:symbol val="none"/>
-          </c:marker>
-          <c:cat>
-            <c:strRef>
-              <c:f>'5'!$K$4:$L$14</c:f>
-              <c:strCache>
-                <c:ptCount val="11"/>
-                <c:pt idx="0">
-                  <c:v>0</c:v>
-                </c:pt>
-                <c:pt idx="1">
-                  <c:v>0,0001</c:v>
-                </c:pt>
-                <c:pt idx="2">
-                  <c:v>0,0002</c:v>
-                </c:pt>
-                <c:pt idx="3">
-                  <c:v>0,0003</c:v>
-                </c:pt>
-                <c:pt idx="4">
-                  <c:v>0,0004</c:v>
-                </c:pt>
-                <c:pt idx="5">
-                  <c:v>0,0005</c:v>
-                </c:pt>
-                <c:pt idx="6">
-                  <c:v>0,0006</c:v>
-                </c:pt>
-                <c:pt idx="7">
-                  <c:v>0,0007</c:v>
-                </c:pt>
-                <c:pt idx="8">
-                  <c:v>0,0008</c:v>
-                </c:pt>
-                <c:pt idx="9">
-                  <c:v>0,0009</c:v>
-                </c:pt>
-                <c:pt idx="10">
-                  <c:v>0,001</c:v>
-                </c:pt>
-              </c:strCache>
-            </c:strRef>
-          </c:cat>
-          <c:val>
-            <c:numRef>
-              <c:f>'5'!$J$4:$J$14</c:f>
-              <c:numCache>
-                <c:formatCode>General</c:formatCode>
-                <c:ptCount val="11"/>
-              </c:numCache>
-            </c:numRef>
-          </c:val>
-          <c:smooth val="0"/>
-          <c:extLst>
-            <c:ext xmlns:c16="http://schemas.microsoft.com/office/drawing/2014/chart" uri="{C3380CC4-5D6E-409C-BE32-E72D297353CC}">
-              <c16:uniqueId val="{00000001-6522-475C-91D5-C3C5C6EBF31E}"/>
-            </c:ext>
-          </c:extLst>
-        </c:ser>
-        <c:dLbls>
-          <c:showLegendKey val="0"/>
-          <c:showVal val="0"/>
-          <c:showCatName val="0"/>
-          <c:showSerName val="0"/>
-          <c:showPercent val="0"/>
-          <c:showBubbleSize val="0"/>
-        </c:dLbls>
-        <c:smooth val="0"/>
-        <c:axId val="1289711727"/>
-        <c:axId val="1289712143"/>
-      </c:lineChart>
-      <c:catAx>
-        <c:axId val="1289711727"/>
-        <c:scaling>
-          <c:orientation val="minMax"/>
-        </c:scaling>
-        <c:delete val="0"/>
-        <c:axPos val="b"/>
-        <c:numFmt formatCode="General" sourceLinked="1"/>
-        <c:majorTickMark val="none"/>
-        <c:minorTickMark val="none"/>
-        <c:tickLblPos val="nextTo"/>
-        <c:spPr>
-          <a:noFill/>
-          <a:ln w="9525" cap="flat" cmpd="sng" algn="ctr">
-            <a:solidFill>
-              <a:schemeClr val="tx1">
-                <a:lumMod val="15000"/>
-                <a:lumOff val="85000"/>
-              </a:schemeClr>
-            </a:solidFill>
-            <a:round/>
-          </a:ln>
-          <a:effectLst/>
-        </c:spPr>
-        <c:txPr>
-          <a:bodyPr rot="-60000000" spcFirstLastPara="1" vertOverflow="ellipsis" vert="horz" wrap="square" anchor="ctr" anchorCtr="1"/>
-          <a:lstStyle/>
-          <a:p>
-            <a:pPr>
-              <a:defRPr sz="900" b="0" i="0" u="none" strike="noStrike" kern="1200" baseline="0">
-                <a:solidFill>
-                  <a:schemeClr val="tx1">
-                    <a:lumMod val="65000"/>
-                    <a:lumOff val="35000"/>
-                  </a:schemeClr>
-                </a:solidFill>
-                <a:latin typeface="+mn-lt"/>
-                <a:ea typeface="+mn-ea"/>
-                <a:cs typeface="+mn-cs"/>
-              </a:defRPr>
-            </a:pPr>
-            <a:endParaRPr lang="ru-RU"/>
-          </a:p>
-        </c:txPr>
-        <c:crossAx val="1289712143"/>
-        <c:crosses val="autoZero"/>
-        <c:auto val="1"/>
-        <c:lblAlgn val="ctr"/>
-        <c:lblOffset val="100"/>
-        <c:noMultiLvlLbl val="0"/>
-      </c:catAx>
-      <c:valAx>
-        <c:axId val="1289712143"/>
-        <c:scaling>
-          <c:orientation val="minMax"/>
-        </c:scaling>
-        <c:delete val="0"/>
-        <c:axPos val="l"/>
-        <c:majorGridlines>
-          <c:spPr>
-            <a:ln w="9525" cap="flat" cmpd="sng" algn="ctr">
-              <a:solidFill>
-                <a:schemeClr val="tx1">
-                  <a:lumMod val="15000"/>
-                  <a:lumOff val="85000"/>
-                </a:schemeClr>
-              </a:solidFill>
-              <a:round/>
-            </a:ln>
-            <a:effectLst/>
-          </c:spPr>
-        </c:majorGridlines>
-        <c:numFmt formatCode="General" sourceLinked="1"/>
-        <c:majorTickMark val="none"/>
-        <c:minorTickMark val="none"/>
-        <c:tickLblPos val="nextTo"/>
-        <c:spPr>
-          <a:noFill/>
-          <a:ln>
-            <a:noFill/>
-          </a:ln>
-          <a:effectLst/>
-        </c:spPr>
-        <c:txPr>
-          <a:bodyPr rot="-60000000" spcFirstLastPara="1" vertOverflow="ellipsis" vert="horz" wrap="square" anchor="ctr" anchorCtr="1"/>
-          <a:lstStyle/>
-          <a:p>
-            <a:pPr>
-              <a:defRPr sz="900" b="0" i="0" u="none" strike="noStrike" kern="1200" baseline="0">
-                <a:solidFill>
-                  <a:schemeClr val="tx1">
-                    <a:lumMod val="65000"/>
-                    <a:lumOff val="35000"/>
-                  </a:schemeClr>
-                </a:solidFill>
-                <a:latin typeface="+mn-lt"/>
-                <a:ea typeface="+mn-ea"/>
-                <a:cs typeface="+mn-cs"/>
-              </a:defRPr>
-            </a:pPr>
-            <a:endParaRPr lang="ru-RU"/>
-          </a:p>
-        </c:txPr>
-        <c:crossAx val="1289711727"/>
-        <c:crosses val="autoZero"/>
-        <c:crossBetween val="between"/>
-      </c:valAx>
-      <c:spPr>
-        <a:noFill/>
-        <a:ln>
-          <a:noFill/>
-        </a:ln>
-        <a:effectLst/>
-      </c:spPr>
-    </c:plotArea>
-    <c:legend>
-      <c:legendPos val="b"/>
-      <c:overlay val="0"/>
-      <c:spPr>
-        <a:noFill/>
-        <a:ln>
-          <a:noFill/>
-        </a:ln>
-        <a:effectLst/>
-      </c:spPr>
-      <c:txPr>
-        <a:bodyPr rot="0" spcFirstLastPara="1" vertOverflow="ellipsis" vert="horz" wrap="square" anchor="ctr" anchorCtr="1"/>
-        <a:lstStyle/>
-        <a:p>
-          <a:pPr>
-            <a:defRPr sz="900" b="0" i="0" u="none" strike="noStrike" kern="1200" baseline="0">
-              <a:solidFill>
-                <a:schemeClr val="tx1">
-                  <a:lumMod val="65000"/>
-                  <a:lumOff val="35000"/>
-                </a:schemeClr>
-              </a:solidFill>
-              <a:latin typeface="+mn-lt"/>
-              <a:ea typeface="+mn-ea"/>
-              <a:cs typeface="+mn-cs"/>
-            </a:defRPr>
-          </a:pPr>
-          <a:endParaRPr lang="ru-RU"/>
-        </a:p>
-      </c:txPr>
-    </c:legend>
-    <c:plotVisOnly val="1"/>
-    <c:dispBlanksAs val="zero"/>
-    <c:extLst>
-      <c:ext xmlns:c16r3="http://schemas.microsoft.com/office/drawing/2017/03/chart" uri="{56B9EC1D-385E-4148-901F-78D8002777C0}">
-        <c16r3:dataDisplayOptions16>
-          <c16r3:dispNaAsBlank val="1"/>
-        </c16r3:dataDisplayOptions16>
-      </c:ext>
-    </c:extLst>
-    <c:showDLblsOverMax val="0"/>
-  </c:chart>
-  <c:spPr>
-    <a:solidFill>
-      <a:schemeClr val="bg1"/>
-    </a:solidFill>
-    <a:ln w="9525" cap="flat" cmpd="sng" algn="ctr">
-      <a:solidFill>
-        <a:schemeClr val="tx1">
-          <a:lumMod val="15000"/>
-          <a:lumOff val="85000"/>
-        </a:schemeClr>
-      </a:solidFill>
-      <a:round/>
-    </a:ln>
-    <a:effectLst/>
-  </c:spPr>
-  <c:txPr>
-    <a:bodyPr/>
-    <a:lstStyle/>
-    <a:p>
-      <a:pPr>
-        <a:defRPr/>
-      </a:pPr>
-      <a:endParaRPr lang="ru-RU"/>
-    </a:p>
-  </c:txPr>
-  <c:externalData r:id="rId3">
-    <c:autoUpdate val="0"/>
-  </c:externalData>
-</c:chartSpace>
-</file>
-
-<file path=word/charts/chart2.xml><?xml version="1.0" encoding="utf-8"?>
-<c:chartSpace xmlns:c="http://schemas.openxmlformats.org/drawingml/2006/chart" xmlns:a="http://schemas.openxmlformats.org/drawingml/2006/main" xmlns:r="http://schemas.openxmlformats.org/officeDocument/2006/relationships" xmlns:c16r2="http://schemas.microsoft.com/office/drawing/2015/06/chart">
-  <c:date1904 val="0"/>
-  <c:lang val="ru-RU"/>
-  <c:roundedCorners val="0"/>
-  <mc:AlternateContent xmlns:mc="http://schemas.openxmlformats.org/markup-compatibility/2006">
-    <mc:Choice xmlns:c14="http://schemas.microsoft.com/office/drawing/2007/8/2/chart" Requires="c14">
-      <c14:style val="102"/>
-    </mc:Choice>
-    <mc:Fallback>
-      <c:style val="2"/>
-    </mc:Fallback>
-  </mc:AlternateContent>
-  <c:chart>
-    <c:autoTitleDeleted val="1"/>
-    <c:plotArea>
-      <c:layout/>
-      <c:lineChart>
-        <c:grouping val="standard"/>
-        <c:varyColors val="0"/>
-        <c:ser>
-          <c:idx val="0"/>
-          <c:order val="0"/>
-          <c:spPr>
-            <a:ln w="28575" cap="rnd">
-              <a:solidFill>
-                <a:schemeClr val="accent1"/>
-              </a:solidFill>
-              <a:round/>
-            </a:ln>
-            <a:effectLst/>
-          </c:spPr>
-          <c:marker>
-            <c:symbol val="none"/>
-          </c:marker>
-          <c:cat>
-            <c:strRef>
-              <c:f>'5'!$K$19:$L$29</c:f>
-              <c:strCache>
-                <c:ptCount val="11"/>
-                <c:pt idx="0">
-                  <c:v>0</c:v>
-                </c:pt>
-                <c:pt idx="1">
-                  <c:v>0,0001</c:v>
-                </c:pt>
-                <c:pt idx="2">
-                  <c:v>0,0002</c:v>
-                </c:pt>
-                <c:pt idx="3">
-                  <c:v>0,0003</c:v>
-                </c:pt>
-                <c:pt idx="4">
-                  <c:v>0,0004</c:v>
-                </c:pt>
-                <c:pt idx="5">
-                  <c:v>0,0005</c:v>
-                </c:pt>
-                <c:pt idx="6">
-                  <c:v>0,0006</c:v>
-                </c:pt>
-                <c:pt idx="7">
-                  <c:v>0,0007</c:v>
-                </c:pt>
-                <c:pt idx="8">
-                  <c:v>0,0008</c:v>
-                </c:pt>
-                <c:pt idx="9">
-                  <c:v>0,0009</c:v>
-                </c:pt>
-                <c:pt idx="10">
-                  <c:v>0,001</c:v>
-                </c:pt>
-              </c:strCache>
-            </c:strRef>
-          </c:cat>
-          <c:val>
-            <c:numRef>
-              <c:f>'5'!$I$19:$I$29</c:f>
-              <c:numCache>
-                <c:formatCode>General</c:formatCode>
-                <c:ptCount val="11"/>
-                <c:pt idx="0">
-                  <c:v>0</c:v>
-                </c:pt>
-                <c:pt idx="1">
-                  <c:v>0.17843225549402686</c:v>
-                </c:pt>
-                <c:pt idx="2">
-                  <c:v>0.32502644118736801</c:v>
-                </c:pt>
-                <c:pt idx="3">
-                  <c:v>0.4454634956851361</c:v>
-                </c:pt>
-                <c:pt idx="4">
-                  <c:v>0.54441069490381055</c:v>
-                </c:pt>
-                <c:pt idx="5">
-                  <c:v>0.62570252219107991</c:v>
-                </c:pt>
-                <c:pt idx="6">
-                  <c:v>0.69248926538225097</c:v>
-                </c:pt>
-                <c:pt idx="7">
-                  <c:v>0.74735909934872113</c:v>
-                </c:pt>
-                <c:pt idx="8">
-                  <c:v>0.79243838508197117</c:v>
-                </c:pt>
-                <c:pt idx="9">
-                  <c:v>0.82947407218577773</c:v>
-                </c:pt>
-                <c:pt idx="10">
-                  <c:v>0.85990139810588095</c:v>
-                </c:pt>
-              </c:numCache>
-            </c:numRef>
-          </c:val>
-          <c:smooth val="0"/>
-          <c:extLst>
-            <c:ext xmlns:c16="http://schemas.microsoft.com/office/drawing/2014/chart" uri="{C3380CC4-5D6E-409C-BE32-E72D297353CC}">
-              <c16:uniqueId val="{00000000-F3FD-4D4B-AB2D-04352EAE236B}"/>
-            </c:ext>
-          </c:extLst>
-        </c:ser>
-        <c:dLbls>
-          <c:showLegendKey val="0"/>
-          <c:showVal val="0"/>
-          <c:showCatName val="0"/>
-          <c:showSerName val="0"/>
-          <c:showPercent val="0"/>
-          <c:showBubbleSize val="0"/>
-        </c:dLbls>
-        <c:smooth val="0"/>
-        <c:axId val="1292018431"/>
-        <c:axId val="1292014687"/>
-        <c:extLst>
-          <c:ext xmlns:c15="http://schemas.microsoft.com/office/drawing/2012/chart" uri="{02D57815-91ED-43cb-92C2-25804820EDAC}">
-            <c15:filteredLineSeries>
-              <c15:ser>
-                <c:idx val="1"/>
-                <c:order val="1"/>
-                <c:spPr>
-                  <a:ln w="28575" cap="rnd">
-                    <a:solidFill>
-                      <a:schemeClr val="accent2"/>
-                    </a:solidFill>
-                    <a:round/>
-                  </a:ln>
-                  <a:effectLst/>
-                </c:spPr>
-                <c:marker>
-                  <c:symbol val="none"/>
-                </c:marker>
-                <c:cat>
-                  <c:strRef>
-                    <c:extLst>
-                      <c:ext uri="{02D57815-91ED-43cb-92C2-25804820EDAC}">
-                        <c15:formulaRef>
-                          <c15:sqref>'5'!$K$19:$L$29</c15:sqref>
-                        </c15:formulaRef>
-                      </c:ext>
-                    </c:extLst>
-                    <c:strCache>
-                      <c:ptCount val="11"/>
-                      <c:pt idx="0">
-                        <c:v>0</c:v>
-                      </c:pt>
-                      <c:pt idx="1">
-                        <c:v>0,0001</c:v>
-                      </c:pt>
-                      <c:pt idx="2">
-                        <c:v>0,0002</c:v>
-                      </c:pt>
-                      <c:pt idx="3">
-                        <c:v>0,0003</c:v>
-                      </c:pt>
-                      <c:pt idx="4">
-                        <c:v>0,0004</c:v>
-                      </c:pt>
-                      <c:pt idx="5">
-                        <c:v>0,0005</c:v>
-                      </c:pt>
-                      <c:pt idx="6">
-                        <c:v>0,0006</c:v>
-                      </c:pt>
-                      <c:pt idx="7">
-                        <c:v>0,0007</c:v>
-                      </c:pt>
-                      <c:pt idx="8">
-                        <c:v>0,0008</c:v>
-                      </c:pt>
-                      <c:pt idx="9">
-                        <c:v>0,0009</c:v>
-                      </c:pt>
-                      <c:pt idx="10">
-                        <c:v>0,001</c:v>
-                      </c:pt>
-                    </c:strCache>
-                  </c:strRef>
-                </c:cat>
-                <c:val>
-                  <c:numRef>
-                    <c:extLst>
-                      <c:ext uri="{02D57815-91ED-43cb-92C2-25804820EDAC}">
-                        <c15:formulaRef>
-                          <c15:sqref>'5'!$J$19:$J$29</c15:sqref>
-                        </c15:formulaRef>
-                      </c:ext>
-                    </c:extLst>
-                    <c:numCache>
-                      <c:formatCode>General</c:formatCode>
-                      <c:ptCount val="11"/>
-                    </c:numCache>
-                  </c:numRef>
-                </c:val>
-                <c:smooth val="0"/>
-                <c:extLst>
-                  <c:ext xmlns:c16="http://schemas.microsoft.com/office/drawing/2014/chart" uri="{C3380CC4-5D6E-409C-BE32-E72D297353CC}">
-                    <c16:uniqueId val="{00000001-F3FD-4D4B-AB2D-04352EAE236B}"/>
-                  </c:ext>
-                </c:extLst>
-              </c15:ser>
-            </c15:filteredLineSeries>
-          </c:ext>
-        </c:extLst>
-      </c:lineChart>
-      <c:catAx>
-        <c:axId val="1292018431"/>
-        <c:scaling>
-          <c:orientation val="minMax"/>
-        </c:scaling>
-        <c:delete val="0"/>
-        <c:axPos val="b"/>
-        <c:numFmt formatCode="General" sourceLinked="1"/>
-        <c:majorTickMark val="none"/>
-        <c:minorTickMark val="none"/>
-        <c:tickLblPos val="nextTo"/>
-        <c:spPr>
-          <a:noFill/>
-          <a:ln w="9525" cap="flat" cmpd="sng" algn="ctr">
-            <a:solidFill>
-              <a:schemeClr val="tx1">
-                <a:lumMod val="15000"/>
-                <a:lumOff val="85000"/>
-              </a:schemeClr>
-            </a:solidFill>
-            <a:round/>
-          </a:ln>
-          <a:effectLst/>
-        </c:spPr>
-        <c:txPr>
-          <a:bodyPr rot="-60000000" spcFirstLastPara="1" vertOverflow="ellipsis" vert="horz" wrap="square" anchor="ctr" anchorCtr="1"/>
-          <a:lstStyle/>
-          <a:p>
-            <a:pPr>
-              <a:defRPr sz="900" b="0" i="0" u="none" strike="noStrike" kern="1200" baseline="0">
-                <a:solidFill>
-                  <a:schemeClr val="tx1">
-                    <a:lumMod val="65000"/>
-                    <a:lumOff val="35000"/>
-                  </a:schemeClr>
-                </a:solidFill>
-                <a:latin typeface="+mn-lt"/>
-                <a:ea typeface="+mn-ea"/>
-                <a:cs typeface="+mn-cs"/>
-              </a:defRPr>
-            </a:pPr>
-            <a:endParaRPr lang="ru-RU"/>
-          </a:p>
-        </c:txPr>
-        <c:crossAx val="1292014687"/>
-        <c:crosses val="autoZero"/>
-        <c:auto val="1"/>
-        <c:lblAlgn val="ctr"/>
-        <c:lblOffset val="100"/>
-        <c:noMultiLvlLbl val="0"/>
-      </c:catAx>
-      <c:valAx>
-        <c:axId val="1292014687"/>
-        <c:scaling>
-          <c:orientation val="minMax"/>
-        </c:scaling>
-        <c:delete val="0"/>
-        <c:axPos val="l"/>
-        <c:majorGridlines>
-          <c:spPr>
-            <a:ln w="9525" cap="flat" cmpd="sng" algn="ctr">
-              <a:solidFill>
-                <a:schemeClr val="tx1">
-                  <a:lumMod val="15000"/>
-                  <a:lumOff val="85000"/>
-                </a:schemeClr>
-              </a:solidFill>
-              <a:round/>
-            </a:ln>
-            <a:effectLst/>
-          </c:spPr>
-        </c:majorGridlines>
-        <c:numFmt formatCode="General" sourceLinked="1"/>
-        <c:majorTickMark val="none"/>
-        <c:minorTickMark val="none"/>
-        <c:tickLblPos val="nextTo"/>
-        <c:spPr>
-          <a:noFill/>
-          <a:ln>
-            <a:noFill/>
-          </a:ln>
-          <a:effectLst/>
-        </c:spPr>
-        <c:txPr>
-          <a:bodyPr rot="-60000000" spcFirstLastPara="1" vertOverflow="ellipsis" vert="horz" wrap="square" anchor="ctr" anchorCtr="1"/>
-          <a:lstStyle/>
-          <a:p>
-            <a:pPr>
-              <a:defRPr sz="900" b="0" i="0" u="none" strike="noStrike" kern="1200" baseline="0">
-                <a:solidFill>
-                  <a:schemeClr val="tx1">
-                    <a:lumMod val="65000"/>
-                    <a:lumOff val="35000"/>
-                  </a:schemeClr>
-                </a:solidFill>
-                <a:latin typeface="+mn-lt"/>
-                <a:ea typeface="+mn-ea"/>
-                <a:cs typeface="+mn-cs"/>
-              </a:defRPr>
-            </a:pPr>
-            <a:endParaRPr lang="ru-RU"/>
-          </a:p>
-        </c:txPr>
-        <c:crossAx val="1292018431"/>
-        <c:crosses val="autoZero"/>
-        <c:crossBetween val="between"/>
-      </c:valAx>
-      <c:spPr>
-        <a:noFill/>
-        <a:ln>
-          <a:noFill/>
-        </a:ln>
-        <a:effectLst/>
-      </c:spPr>
-    </c:plotArea>
-    <c:legend>
-      <c:legendPos val="b"/>
-      <c:overlay val="0"/>
-      <c:spPr>
-        <a:noFill/>
-        <a:ln>
-          <a:noFill/>
-        </a:ln>
-        <a:effectLst/>
-      </c:spPr>
-      <c:txPr>
-        <a:bodyPr rot="0" spcFirstLastPara="1" vertOverflow="ellipsis" vert="horz" wrap="square" anchor="ctr" anchorCtr="1"/>
-        <a:lstStyle/>
-        <a:p>
-          <a:pPr>
-            <a:defRPr sz="900" b="0" i="0" u="none" strike="noStrike" kern="1200" baseline="0">
-              <a:solidFill>
-                <a:schemeClr val="tx1">
-                  <a:lumMod val="65000"/>
-                  <a:lumOff val="35000"/>
-                </a:schemeClr>
-              </a:solidFill>
-              <a:latin typeface="+mn-lt"/>
-              <a:ea typeface="+mn-ea"/>
-              <a:cs typeface="+mn-cs"/>
-            </a:defRPr>
-          </a:pPr>
-          <a:endParaRPr lang="ru-RU"/>
-        </a:p>
-      </c:txPr>
-    </c:legend>
-    <c:plotVisOnly val="1"/>
-    <c:dispBlanksAs val="gap"/>
-    <c:extLst>
-      <c:ext xmlns:c16r3="http://schemas.microsoft.com/office/drawing/2017/03/chart" uri="{56B9EC1D-385E-4148-901F-78D8002777C0}">
-        <c16r3:dataDisplayOptions16>
-          <c16r3:dispNaAsBlank val="1"/>
-        </c16r3:dataDisplayOptions16>
-      </c:ext>
-    </c:extLst>
-    <c:showDLblsOverMax val="0"/>
-  </c:chart>
-  <c:spPr>
-    <a:solidFill>
-      <a:schemeClr val="bg1"/>
-    </a:solidFill>
-    <a:ln w="9525" cap="flat" cmpd="sng" algn="ctr">
-      <a:solidFill>
-        <a:schemeClr val="tx1">
-          <a:lumMod val="15000"/>
-          <a:lumOff val="85000"/>
-        </a:schemeClr>
-      </a:solidFill>
-      <a:round/>
-    </a:ln>
-    <a:effectLst/>
-  </c:spPr>
-  <c:txPr>
-    <a:bodyPr/>
-    <a:lstStyle/>
-    <a:p>
-      <a:pPr>
-        <a:defRPr/>
-      </a:pPr>
-      <a:endParaRPr lang="ru-RU"/>
-    </a:p>
-  </c:txPr>
-  <c:externalData r:id="rId3">
-    <c:autoUpdate val="0"/>
-  </c:externalData>
-</c:chartSpace>
-</file>
-
-<file path=word/charts/colors1.xml><?xml version="1.0" encoding="utf-8"?>
-<cs:colorStyle xmlns:cs="http://schemas.microsoft.com/office/drawing/2012/chartStyle" xmlns:a="http://schemas.openxmlformats.org/drawingml/2006/main" meth="cycle" id="10">
-  <a:schemeClr val="accent1"/>
-  <a:schemeClr val="accent2"/>
-  <a:schemeClr val="accent3"/>
-  <a:schemeClr val="accent4"/>
-  <a:schemeClr val="accent5"/>
-  <a:schemeClr val="accent6"/>
-  <cs:variation/>
-  <cs:variation>
-    <a:lumMod val="60000"/>
-  </cs:variation>
-  <cs:variation>
-    <a:lumMod val="80000"/>
-    <a:lumOff val="20000"/>
-  </cs:variation>
-  <cs:variation>
-    <a:lumMod val="80000"/>
-  </cs:variation>
-  <cs:variation>
-    <a:lumMod val="60000"/>
-    <a:lumOff val="40000"/>
-  </cs:variation>
-  <cs:variation>
-    <a:lumMod val="50000"/>
-  </cs:variation>
-  <cs:variation>
-    <a:lumMod val="70000"/>
-    <a:lumOff val="30000"/>
-  </cs:variation>
-  <cs:variation>
-    <a:lumMod val="70000"/>
-  </cs:variation>
-  <cs:variation>
-    <a:lumMod val="50000"/>
-    <a:lumOff val="50000"/>
-  </cs:variation>
-</cs:colorStyle>
-</file>
-
-<file path=word/charts/colors2.xml><?xml version="1.0" encoding="utf-8"?>
-<cs:colorStyle xmlns:cs="http://schemas.microsoft.com/office/drawing/2012/chartStyle" xmlns:a="http://schemas.openxmlformats.org/drawingml/2006/main" meth="cycle" id="10">
-  <a:schemeClr val="accent1"/>
-  <a:schemeClr val="accent2"/>
-  <a:schemeClr val="accent3"/>
-  <a:schemeClr val="accent4"/>
-  <a:schemeClr val="accent5"/>
-  <a:schemeClr val="accent6"/>
-  <cs:variation/>
-  <cs:variation>
-    <a:lumMod val="60000"/>
-  </cs:variation>
-  <cs:variation>
-    <a:lumMod val="80000"/>
-    <a:lumOff val="20000"/>
-  </cs:variation>
-  <cs:variation>
-    <a:lumMod val="80000"/>
-  </cs:variation>
-  <cs:variation>
-    <a:lumMod val="60000"/>
-    <a:lumOff val="40000"/>
-  </cs:variation>
-  <cs:variation>
-    <a:lumMod val="50000"/>
-  </cs:variation>
-  <cs:variation>
-    <a:lumMod val="70000"/>
-    <a:lumOff val="30000"/>
-  </cs:variation>
-  <cs:variation>
-    <a:lumMod val="70000"/>
-  </cs:variation>
-  <cs:variation>
-    <a:lumMod val="50000"/>
-    <a:lumOff val="50000"/>
-  </cs:variation>
-</cs:colorStyle>
-</file>
-
-<file path=word/charts/style1.xml><?xml version="1.0" encoding="utf-8"?>
-<cs:chartStyle xmlns:cs="http://schemas.microsoft.com/office/drawing/2012/chartStyle" xmlns:a="http://schemas.openxmlformats.org/drawingml/2006/main" id="227">
-  <cs:axisTitle>
-    <cs:lnRef idx="0"/>
-    <cs:fillRef idx="0"/>
-    <cs:effectRef idx="0"/>
-    <cs:fontRef idx="minor">
-      <a:schemeClr val="tx1">
-        <a:lumMod val="65000"/>
-        <a:lumOff val="35000"/>
-      </a:schemeClr>
-    </cs:fontRef>
-    <cs:defRPr sz="1000" kern="1200"/>
-  </cs:axisTitle>
-  <cs:categoryAxis>
-    <cs:lnRef idx="0"/>
-    <cs:fillRef idx="0"/>
-    <cs:effectRef idx="0"/>
-    <cs:fontRef idx="minor">
-      <a:schemeClr val="tx1">
-        <a:lumMod val="65000"/>
-        <a:lumOff val="35000"/>
-      </a:schemeClr>
-    </cs:fontRef>
-    <cs:spPr>
-      <a:ln w="9525" cap="flat" cmpd="sng" algn="ctr">
-        <a:solidFill>
-          <a:schemeClr val="tx1">
-            <a:lumMod val="15000"/>
-            <a:lumOff val="85000"/>
-          </a:schemeClr>
-        </a:solidFill>
-        <a:round/>
-      </a:ln>
-    </cs:spPr>
-    <cs:defRPr sz="900" kern="1200"/>
-  </cs:categoryAxis>
-  <cs:chartArea mods="allowNoFillOverride allowNoLineOverride">
-    <cs:lnRef idx="0"/>
-    <cs:fillRef idx="0"/>
-    <cs:effectRef idx="0"/>
-    <cs:fontRef idx="minor">
-      <a:schemeClr val="tx1"/>
-    </cs:fontRef>
-    <cs:spPr>
-      <a:solidFill>
-        <a:schemeClr val="bg1"/>
-      </a:solidFill>
-      <a:ln w="9525" cap="flat" cmpd="sng" algn="ctr">
-        <a:solidFill>
-          <a:schemeClr val="tx1">
-            <a:lumMod val="15000"/>
-            <a:lumOff val="85000"/>
-          </a:schemeClr>
-        </a:solidFill>
-        <a:round/>
-      </a:ln>
-    </cs:spPr>
-    <cs:defRPr sz="1000" kern="1200"/>
-  </cs:chartArea>
-  <cs:dataLabel>
-    <cs:lnRef idx="0"/>
-    <cs:fillRef idx="0"/>
-    <cs:effectRef idx="0"/>
-    <cs:fontRef idx="minor">
-      <a:schemeClr val="tx1">
-        <a:lumMod val="75000"/>
-        <a:lumOff val="25000"/>
-      </a:schemeClr>
-    </cs:fontRef>
-    <cs:defRPr sz="900" kern="1200"/>
-  </cs:dataLabel>
-  <cs:dataLabelCallout>
-    <cs:lnRef idx="0"/>
-    <cs:fillRef idx="0"/>
-    <cs:effectRef idx="0"/>
-    <cs:fontRef idx="minor">
-      <a:schemeClr val="dk1">
-        <a:lumMod val="65000"/>
-        <a:lumOff val="35000"/>
-      </a:schemeClr>
-    </cs:fontRef>
-    <cs:spPr>
-      <a:solidFill>
-        <a:schemeClr val="lt1"/>
-      </a:solidFill>
-      <a:ln>
-        <a:solidFill>
-          <a:schemeClr val="dk1">
-            <a:lumMod val="25000"/>
-            <a:lumOff val="75000"/>
-          </a:schemeClr>
-        </a:solidFill>
-      </a:ln>
-    </cs:spPr>
-    <cs:defRPr sz="900" kern="1200"/>
-    <cs:bodyPr rot="0" spcFirstLastPara="1" vertOverflow="clip" horzOverflow="clip" vert="horz" wrap="square" lIns="36576" tIns="18288" rIns="36576" bIns="18288" anchor="ctr" anchorCtr="1">
-      <a:spAutoFit/>
-    </cs:bodyPr>
-  </cs:dataLabelCallout>
-  <cs:dataPoint>
-    <cs:lnRef idx="0"/>
-    <cs:fillRef idx="1">
-      <cs:styleClr val="auto"/>
-    </cs:fillRef>
-    <cs:effectRef idx="0"/>
-    <cs:fontRef idx="minor">
-      <a:schemeClr val="tx1"/>
-    </cs:fontRef>
-    <cs:spPr>
-      <a:solidFill>
-        <a:schemeClr val="phClr"/>
-      </a:solidFill>
-    </cs:spPr>
-  </cs:dataPoint>
-  <cs:dataPoint3D>
-    <cs:lnRef idx="0"/>
-    <cs:fillRef idx="1">
-      <cs:styleClr val="auto"/>
-    </cs:fillRef>
-    <cs:effectRef idx="0"/>
-    <cs:fontRef idx="minor">
-      <a:schemeClr val="tx1"/>
-    </cs:fontRef>
-    <cs:spPr>
-      <a:solidFill>
-        <a:schemeClr val="phClr"/>
-      </a:solidFill>
-    </cs:spPr>
-  </cs:dataPoint3D>
-  <cs:dataPointLine>
-    <cs:lnRef idx="0">
-      <cs:styleClr val="auto"/>
-    </cs:lnRef>
-    <cs:fillRef idx="1"/>
-    <cs:effectRef idx="0"/>
-    <cs:fontRef idx="minor">
-      <a:schemeClr val="tx1"/>
-    </cs:fontRef>
-    <cs:spPr>
-      <a:ln w="28575" cap="rnd">
-        <a:solidFill>
-          <a:schemeClr val="phClr"/>
-        </a:solidFill>
-        <a:round/>
-      </a:ln>
-    </cs:spPr>
-  </cs:dataPointLine>
-  <cs:dataPointMarker>
-    <cs:lnRef idx="0">
-      <cs:styleClr val="auto"/>
-    </cs:lnRef>
-    <cs:fillRef idx="1">
-      <cs:styleClr val="auto"/>
-    </cs:fillRef>
-    <cs:effectRef idx="0"/>
-    <cs:fontRef idx="minor">
-      <a:schemeClr val="tx1"/>
-    </cs:fontRef>
-    <cs:spPr>
-      <a:solidFill>
-        <a:schemeClr val="phClr"/>
-      </a:solidFill>
-      <a:ln w="9525">
-        <a:solidFill>
-          <a:schemeClr val="phClr"/>
-        </a:solidFill>
-      </a:ln>
-    </cs:spPr>
-  </cs:dataPointMarker>
-  <cs:dataPointMarkerLayout symbol="circle" size="5"/>
-  <cs:dataPointWireframe>
-    <cs:lnRef idx="0">
-      <cs:styleClr val="auto"/>
-    </cs:lnRef>
-    <cs:fillRef idx="1"/>
-    <cs:effectRef idx="0"/>
-    <cs:fontRef idx="minor">
-      <a:schemeClr val="tx1"/>
-    </cs:fontRef>
-    <cs:spPr>
-      <a:ln w="9525" cap="rnd">
-        <a:solidFill>
-          <a:schemeClr val="phClr"/>
-        </a:solidFill>
-        <a:round/>
-      </a:ln>
-    </cs:spPr>
-  </cs:dataPointWireframe>
-  <cs:dataTable>
-    <cs:lnRef idx="0"/>
-    <cs:fillRef idx="0"/>
-    <cs:effectRef idx="0"/>
-    <cs:fontRef idx="minor">
-      <a:schemeClr val="tx1">
-        <a:lumMod val="65000"/>
-        <a:lumOff val="35000"/>
-      </a:schemeClr>
-    </cs:fontRef>
-    <cs:spPr>
-      <a:noFill/>
-      <a:ln w="9525" cap="flat" cmpd="sng" algn="ctr">
-        <a:solidFill>
-          <a:schemeClr val="tx1">
-            <a:lumMod val="15000"/>
-            <a:lumOff val="85000"/>
-          </a:schemeClr>
-        </a:solidFill>
-        <a:round/>
-      </a:ln>
-    </cs:spPr>
-    <cs:defRPr sz="900" kern="1200"/>
-  </cs:dataTable>
-  <cs:downBar>
-    <cs:lnRef idx="0"/>
-    <cs:fillRef idx="0"/>
-    <cs:effectRef idx="0"/>
-    <cs:fontRef idx="minor">
-      <a:schemeClr val="dk1"/>
-    </cs:fontRef>
-    <cs:spPr>
-      <a:solidFill>
-        <a:schemeClr val="dk1">
-          <a:lumMod val="65000"/>
-          <a:lumOff val="35000"/>
-        </a:schemeClr>
-      </a:solidFill>
-      <a:ln w="9525">
-        <a:solidFill>
-          <a:schemeClr val="tx1">
-            <a:lumMod val="65000"/>
-            <a:lumOff val="35000"/>
-          </a:schemeClr>
-        </a:solidFill>
-      </a:ln>
-    </cs:spPr>
-  </cs:downBar>
-  <cs:dropLine>
-    <cs:lnRef idx="0"/>
-    <cs:fillRef idx="0"/>
-    <cs:effectRef idx="0"/>
-    <cs:fontRef idx="minor">
-      <a:schemeClr val="tx1"/>
-    </cs:fontRef>
-    <cs:spPr>
-      <a:ln w="9525" cap="flat" cmpd="sng" algn="ctr">
-        <a:solidFill>
-          <a:schemeClr val="tx1">
-            <a:lumMod val="35000"/>
-            <a:lumOff val="65000"/>
-          </a:schemeClr>
-        </a:solidFill>
-        <a:round/>
-      </a:ln>
-    </cs:spPr>
-  </cs:dropLine>
-  <cs:errorBar>
-    <cs:lnRef idx="0"/>
-    <cs:fillRef idx="0"/>
-    <cs:effectRef idx="0"/>
-    <cs:fontRef idx="minor">
-      <a:schemeClr val="tx1"/>
-    </cs:fontRef>
-    <cs:spPr>
-      <a:ln w="9525" cap="flat" cmpd="sng" algn="ctr">
-        <a:solidFill>
-          <a:schemeClr val="tx1">
-            <a:lumMod val="65000"/>
-            <a:lumOff val="35000"/>
-          </a:schemeClr>
-        </a:solidFill>
-        <a:round/>
-      </a:ln>
-    </cs:spPr>
-  </cs:errorBar>
-  <cs:floor>
-    <cs:lnRef idx="0"/>
-    <cs:fillRef idx="0"/>
-    <cs:effectRef idx="0"/>
-    <cs:fontRef idx="minor">
-      <a:schemeClr val="tx1"/>
-    </cs:fontRef>
-    <cs:spPr>
-      <a:noFill/>
-      <a:ln>
-        <a:noFill/>
-      </a:ln>
-    </cs:spPr>
-  </cs:floor>
-  <cs:gridlineMajor>
-    <cs:lnRef idx="0"/>
-    <cs:fillRef idx="0"/>
-    <cs:effectRef idx="0"/>
-    <cs:fontRef idx="minor">
-      <a:schemeClr val="tx1"/>
-    </cs:fontRef>
-    <cs:spPr>
-      <a:ln w="9525" cap="flat" cmpd="sng" algn="ctr">
-        <a:solidFill>
-          <a:schemeClr val="tx1">
-            <a:lumMod val="15000"/>
-            <a:lumOff val="85000"/>
-          </a:schemeClr>
-        </a:solidFill>
-        <a:round/>
-      </a:ln>
-    </cs:spPr>
-  </cs:gridlineMajor>
-  <cs:gridlineMinor>
-    <cs:lnRef idx="0"/>
-    <cs:fillRef idx="0"/>
-    <cs:effectRef idx="0"/>
-    <cs:fontRef idx="minor">
-      <a:schemeClr val="tx1"/>
-    </cs:fontRef>
-    <cs:spPr>
-      <a:ln w="9525" cap="flat" cmpd="sng" algn="ctr">
-        <a:solidFill>
-          <a:schemeClr val="tx1">
-            <a:lumMod val="5000"/>
-            <a:lumOff val="95000"/>
-          </a:schemeClr>
-        </a:solidFill>
-        <a:round/>
-      </a:ln>
-    </cs:spPr>
-  </cs:gridlineMinor>
-  <cs:hiLoLine>
-    <cs:lnRef idx="0"/>
-    <cs:fillRef idx="0"/>
-    <cs:effectRef idx="0"/>
-    <cs:fontRef idx="minor">
-      <a:schemeClr val="tx1"/>
-    </cs:fontRef>
-    <cs:spPr>
-      <a:ln w="9525" cap="flat" cmpd="sng" algn="ctr">
-        <a:solidFill>
-          <a:schemeClr val="tx1">
-            <a:lumMod val="75000"/>
-            <a:lumOff val="25000"/>
-          </a:schemeClr>
-        </a:solidFill>
-        <a:round/>
-      </a:ln>
-    </cs:spPr>
-  </cs:hiLoLine>
-  <cs:leaderLine>
-    <cs:lnRef idx="0"/>
-    <cs:fillRef idx="0"/>
-    <cs:effectRef idx="0"/>
-    <cs:fontRef idx="minor">
-      <a:schemeClr val="tx1"/>
-    </cs:fontRef>
-    <cs:spPr>
-      <a:ln w="9525" cap="flat" cmpd="sng" algn="ctr">
-        <a:solidFill>
-          <a:schemeClr val="tx1">
-            <a:lumMod val="35000"/>
-            <a:lumOff val="65000"/>
-          </a:schemeClr>
-        </a:solidFill>
-        <a:round/>
-      </a:ln>
-    </cs:spPr>
-  </cs:leaderLine>
-  <cs:legend>
-    <cs:lnRef idx="0"/>
-    <cs:fillRef idx="0"/>
-    <cs:effectRef idx="0"/>
-    <cs:fontRef idx="minor">
-      <a:schemeClr val="tx1">
-        <a:lumMod val="65000"/>
-        <a:lumOff val="35000"/>
-      </a:schemeClr>
-    </cs:fontRef>
-    <cs:defRPr sz="900" kern="1200"/>
-  </cs:legend>
-  <cs:plotArea mods="allowNoFillOverride allowNoLineOverride">
-    <cs:lnRef idx="0"/>
-    <cs:fillRef idx="0"/>
-    <cs:effectRef idx="0"/>
-    <cs:fontRef idx="minor">
-      <a:schemeClr val="tx1"/>
-    </cs:fontRef>
-  </cs:plotArea>
-  <cs:plotArea3D mods="allowNoFillOverride allowNoLineOverride">
-    <cs:lnRef idx="0"/>
-    <cs:fillRef idx="0"/>
-    <cs:effectRef idx="0"/>
-    <cs:fontRef idx="minor">
-      <a:schemeClr val="tx1"/>
-    </cs:fontRef>
-  </cs:plotArea3D>
-  <cs:seriesAxis>
-    <cs:lnRef idx="0"/>
-    <cs:fillRef idx="0"/>
-    <cs:effectRef idx="0"/>
-    <cs:fontRef idx="minor">
-      <a:schemeClr val="tx1">
-        <a:lumMod val="65000"/>
-        <a:lumOff val="35000"/>
-      </a:schemeClr>
-    </cs:fontRef>
-    <cs:defRPr sz="900" kern="1200"/>
-  </cs:seriesAxis>
-  <cs:seriesLine>
-    <cs:lnRef idx="0"/>
-    <cs:fillRef idx="0"/>
-    <cs:effectRef idx="0"/>
-    <cs:fontRef idx="minor">
-      <a:schemeClr val="tx1"/>
-    </cs:fontRef>
-    <cs:spPr>
-      <a:ln w="9525" cap="flat" cmpd="sng" algn="ctr">
-        <a:solidFill>
-          <a:schemeClr val="tx1">
-            <a:lumMod val="35000"/>
-            <a:lumOff val="65000"/>
-          </a:schemeClr>
-        </a:solidFill>
-        <a:round/>
-      </a:ln>
-    </cs:spPr>
-  </cs:seriesLine>
-  <cs:title>
-    <cs:lnRef idx="0"/>
-    <cs:fillRef idx="0"/>
-    <cs:effectRef idx="0"/>
-    <cs:fontRef idx="minor">
-      <a:schemeClr val="tx1">
-        <a:lumMod val="65000"/>
-        <a:lumOff val="35000"/>
-      </a:schemeClr>
-    </cs:fontRef>
-    <cs:defRPr sz="1400" b="0" kern="1200" spc="0" baseline="0"/>
-  </cs:title>
-  <cs:trendline>
-    <cs:lnRef idx="0">
-      <cs:styleClr val="auto"/>
-    </cs:lnRef>
-    <cs:fillRef idx="0"/>
-    <cs:effectRef idx="0"/>
-    <cs:fontRef idx="minor">
-      <a:schemeClr val="tx1"/>
-    </cs:fontRef>
-    <cs:spPr>
-      <a:ln w="19050" cap="rnd">
-        <a:solidFill>
-          <a:schemeClr val="phClr"/>
-        </a:solidFill>
-        <a:prstDash val="sysDot"/>
-      </a:ln>
-    </cs:spPr>
-  </cs:trendline>
-  <cs:trendlineLabel>
-    <cs:lnRef idx="0"/>
-    <cs:fillRef idx="0"/>
-    <cs:effectRef idx="0"/>
-    <cs:fontRef idx="minor">
-      <a:schemeClr val="tx1">
-        <a:lumMod val="65000"/>
-        <a:lumOff val="35000"/>
-      </a:schemeClr>
-    </cs:fontRef>
-    <cs:defRPr sz="900" kern="1200"/>
-  </cs:trendlineLabel>
-  <cs:upBar>
-    <cs:lnRef idx="0"/>
-    <cs:fillRef idx="0"/>
-    <cs:effectRef idx="0"/>
-    <cs:fontRef idx="minor">
-      <a:schemeClr val="dk1"/>
-    </cs:fontRef>
-    <cs:spPr>
-      <a:solidFill>
-        <a:schemeClr val="lt1"/>
-      </a:solidFill>
-      <a:ln w="9525">
-        <a:solidFill>
-          <a:schemeClr val="tx1">
-            <a:lumMod val="15000"/>
-            <a:lumOff val="85000"/>
-          </a:schemeClr>
-        </a:solidFill>
-      </a:ln>
-    </cs:spPr>
-  </cs:upBar>
-  <cs:valueAxis>
-    <cs:lnRef idx="0"/>
-    <cs:fillRef idx="0"/>
-    <cs:effectRef idx="0"/>
-    <cs:fontRef idx="minor">
-      <a:schemeClr val="tx1">
-        <a:lumMod val="65000"/>
-        <a:lumOff val="35000"/>
-      </a:schemeClr>
-    </cs:fontRef>
-    <cs:defRPr sz="900" kern="1200"/>
-  </cs:valueAxis>
-  <cs:wall>
-    <cs:lnRef idx="0"/>
-    <cs:fillRef idx="0"/>
-    <cs:effectRef idx="0"/>
-    <cs:fontRef idx="minor">
-      <a:schemeClr val="tx1"/>
-    </cs:fontRef>
-    <cs:spPr>
-      <a:noFill/>
-      <a:ln>
-        <a:noFill/>
-      </a:ln>
-    </cs:spPr>
-  </cs:wall>
-</cs:chartStyle>
-</file>
-
-<file path=word/charts/style2.xml><?xml version="1.0" encoding="utf-8"?>
-<cs:chartStyle xmlns:cs="http://schemas.microsoft.com/office/drawing/2012/chartStyle" xmlns:a="http://schemas.openxmlformats.org/drawingml/2006/main" id="227">
-  <cs:axisTitle>
-    <cs:lnRef idx="0"/>
-    <cs:fillRef idx="0"/>
-    <cs:effectRef idx="0"/>
-    <cs:fontRef idx="minor">
-      <a:schemeClr val="tx1">
-        <a:lumMod val="65000"/>
-        <a:lumOff val="35000"/>
-      </a:schemeClr>
-    </cs:fontRef>
-    <cs:defRPr sz="1000" kern="1200"/>
-  </cs:axisTitle>
-  <cs:categoryAxis>
-    <cs:lnRef idx="0"/>
-    <cs:fillRef idx="0"/>
-    <cs:effectRef idx="0"/>
-    <cs:fontRef idx="minor">
-      <a:schemeClr val="tx1">
-        <a:lumMod val="65000"/>
-        <a:lumOff val="35000"/>
-      </a:schemeClr>
-    </cs:fontRef>
-    <cs:spPr>
-      <a:ln w="9525" cap="flat" cmpd="sng" algn="ctr">
-        <a:solidFill>
-          <a:schemeClr val="tx1">
-            <a:lumMod val="15000"/>
-            <a:lumOff val="85000"/>
-          </a:schemeClr>
-        </a:solidFill>
-        <a:round/>
-      </a:ln>
-    </cs:spPr>
-    <cs:defRPr sz="900" kern="1200"/>
-  </cs:categoryAxis>
-  <cs:chartArea mods="allowNoFillOverride allowNoLineOverride">
-    <cs:lnRef idx="0"/>
-    <cs:fillRef idx="0"/>
-    <cs:effectRef idx="0"/>
-    <cs:fontRef idx="minor">
-      <a:schemeClr val="tx1"/>
-    </cs:fontRef>
-    <cs:spPr>
-      <a:solidFill>
-        <a:schemeClr val="bg1"/>
-      </a:solidFill>
-      <a:ln w="9525" cap="flat" cmpd="sng" algn="ctr">
-        <a:solidFill>
-          <a:schemeClr val="tx1">
-            <a:lumMod val="15000"/>
-            <a:lumOff val="85000"/>
-          </a:schemeClr>
-        </a:solidFill>
-        <a:round/>
-      </a:ln>
-    </cs:spPr>
-    <cs:defRPr sz="1000" kern="1200"/>
-  </cs:chartArea>
-  <cs:dataLabel>
-    <cs:lnRef idx="0"/>
-    <cs:fillRef idx="0"/>
-    <cs:effectRef idx="0"/>
-    <cs:fontRef idx="minor">
-      <a:schemeClr val="tx1">
-        <a:lumMod val="75000"/>
-        <a:lumOff val="25000"/>
-      </a:schemeClr>
-    </cs:fontRef>
-    <cs:defRPr sz="900" kern="1200"/>
-  </cs:dataLabel>
-  <cs:dataLabelCallout>
-    <cs:lnRef idx="0"/>
-    <cs:fillRef idx="0"/>
-    <cs:effectRef idx="0"/>
-    <cs:fontRef idx="minor">
-      <a:schemeClr val="dk1">
-        <a:lumMod val="65000"/>
-        <a:lumOff val="35000"/>
-      </a:schemeClr>
-    </cs:fontRef>
-    <cs:spPr>
-      <a:solidFill>
-        <a:schemeClr val="lt1"/>
-      </a:solidFill>
-      <a:ln>
-        <a:solidFill>
-          <a:schemeClr val="dk1">
-            <a:lumMod val="25000"/>
-            <a:lumOff val="75000"/>
-          </a:schemeClr>
-        </a:solidFill>
-      </a:ln>
-    </cs:spPr>
-    <cs:defRPr sz="900" kern="1200"/>
-    <cs:bodyPr rot="0" spcFirstLastPara="1" vertOverflow="clip" horzOverflow="clip" vert="horz" wrap="square" lIns="36576" tIns="18288" rIns="36576" bIns="18288" anchor="ctr" anchorCtr="1">
-      <a:spAutoFit/>
-    </cs:bodyPr>
-  </cs:dataLabelCallout>
-  <cs:dataPoint>
-    <cs:lnRef idx="0"/>
-    <cs:fillRef idx="1">
-      <cs:styleClr val="auto"/>
-    </cs:fillRef>
-    <cs:effectRef idx="0"/>
-    <cs:fontRef idx="minor">
-      <a:schemeClr val="tx1"/>
-    </cs:fontRef>
-    <cs:spPr>
-      <a:solidFill>
-        <a:schemeClr val="phClr"/>
-      </a:solidFill>
-    </cs:spPr>
-  </cs:dataPoint>
-  <cs:dataPoint3D>
-    <cs:lnRef idx="0"/>
-    <cs:fillRef idx="1">
-      <cs:styleClr val="auto"/>
-    </cs:fillRef>
-    <cs:effectRef idx="0"/>
-    <cs:fontRef idx="minor">
-      <a:schemeClr val="tx1"/>
-    </cs:fontRef>
-    <cs:spPr>
-      <a:solidFill>
-        <a:schemeClr val="phClr"/>
-      </a:solidFill>
-    </cs:spPr>
-  </cs:dataPoint3D>
-  <cs:dataPointLine>
-    <cs:lnRef idx="0">
-      <cs:styleClr val="auto"/>
-    </cs:lnRef>
-    <cs:fillRef idx="1"/>
-    <cs:effectRef idx="0"/>
-    <cs:fontRef idx="minor">
-      <a:schemeClr val="tx1"/>
-    </cs:fontRef>
-    <cs:spPr>
-      <a:ln w="28575" cap="rnd">
-        <a:solidFill>
-          <a:schemeClr val="phClr"/>
-        </a:solidFill>
-        <a:round/>
-      </a:ln>
-    </cs:spPr>
-  </cs:dataPointLine>
-  <cs:dataPointMarker>
-    <cs:lnRef idx="0">
-      <cs:styleClr val="auto"/>
-    </cs:lnRef>
-    <cs:fillRef idx="1">
-      <cs:styleClr val="auto"/>
-    </cs:fillRef>
-    <cs:effectRef idx="0"/>
-    <cs:fontRef idx="minor">
-      <a:schemeClr val="tx1"/>
-    </cs:fontRef>
-    <cs:spPr>
-      <a:solidFill>
-        <a:schemeClr val="phClr"/>
-      </a:solidFill>
-      <a:ln w="9525">
-        <a:solidFill>
-          <a:schemeClr val="phClr"/>
-        </a:solidFill>
-      </a:ln>
-    </cs:spPr>
-  </cs:dataPointMarker>
-  <cs:dataPointMarkerLayout symbol="circle" size="5"/>
-  <cs:dataPointWireframe>
-    <cs:lnRef idx="0">
-      <cs:styleClr val="auto"/>
-    </cs:lnRef>
-    <cs:fillRef idx="1"/>
-    <cs:effectRef idx="0"/>
-    <cs:fontRef idx="minor">
-      <a:schemeClr val="tx1"/>
-    </cs:fontRef>
-    <cs:spPr>
-      <a:ln w="9525" cap="rnd">
-        <a:solidFill>
-          <a:schemeClr val="phClr"/>
-        </a:solidFill>
-        <a:round/>
-      </a:ln>
-    </cs:spPr>
-  </cs:dataPointWireframe>
-  <cs:dataTable>
-    <cs:lnRef idx="0"/>
-    <cs:fillRef idx="0"/>
-    <cs:effectRef idx="0"/>
-    <cs:fontRef idx="minor">
-      <a:schemeClr val="tx1">
-        <a:lumMod val="65000"/>
-        <a:lumOff val="35000"/>
-      </a:schemeClr>
-    </cs:fontRef>
-    <cs:spPr>
-      <a:noFill/>
-      <a:ln w="9525" cap="flat" cmpd="sng" algn="ctr">
-        <a:solidFill>
-          <a:schemeClr val="tx1">
-            <a:lumMod val="15000"/>
-            <a:lumOff val="85000"/>
-          </a:schemeClr>
-        </a:solidFill>
-        <a:round/>
-      </a:ln>
-    </cs:spPr>
-    <cs:defRPr sz="900" kern="1200"/>
-  </cs:dataTable>
-  <cs:downBar>
-    <cs:lnRef idx="0"/>
-    <cs:fillRef idx="0"/>
-    <cs:effectRef idx="0"/>
-    <cs:fontRef idx="minor">
-      <a:schemeClr val="dk1"/>
-    </cs:fontRef>
-    <cs:spPr>
-      <a:solidFill>
-        <a:schemeClr val="dk1">
-          <a:lumMod val="65000"/>
-          <a:lumOff val="35000"/>
-        </a:schemeClr>
-      </a:solidFill>
-      <a:ln w="9525">
-        <a:solidFill>
-          <a:schemeClr val="tx1">
-            <a:lumMod val="65000"/>
-            <a:lumOff val="35000"/>
-          </a:schemeClr>
-        </a:solidFill>
-      </a:ln>
-    </cs:spPr>
-  </cs:downBar>
-  <cs:dropLine>
-    <cs:lnRef idx="0"/>
-    <cs:fillRef idx="0"/>
-    <cs:effectRef idx="0"/>
-    <cs:fontRef idx="minor">
-      <a:schemeClr val="tx1"/>
-    </cs:fontRef>
-    <cs:spPr>
-      <a:ln w="9525" cap="flat" cmpd="sng" algn="ctr">
-        <a:solidFill>
-          <a:schemeClr val="tx1">
-            <a:lumMod val="35000"/>
-            <a:lumOff val="65000"/>
-          </a:schemeClr>
-        </a:solidFill>
-        <a:round/>
-      </a:ln>
-    </cs:spPr>
-  </cs:dropLine>
-  <cs:errorBar>
-    <cs:lnRef idx="0"/>
-    <cs:fillRef idx="0"/>
-    <cs:effectRef idx="0"/>
-    <cs:fontRef idx="minor">
-      <a:schemeClr val="tx1"/>
-    </cs:fontRef>
-    <cs:spPr>
-      <a:ln w="9525" cap="flat" cmpd="sng" algn="ctr">
-        <a:solidFill>
-          <a:schemeClr val="tx1">
-            <a:lumMod val="65000"/>
-            <a:lumOff val="35000"/>
-          </a:schemeClr>
-        </a:solidFill>
-        <a:round/>
-      </a:ln>
-    </cs:spPr>
-  </cs:errorBar>
-  <cs:floor>
-    <cs:lnRef idx="0"/>
-    <cs:fillRef idx="0"/>
-    <cs:effectRef idx="0"/>
-    <cs:fontRef idx="minor">
-      <a:schemeClr val="tx1"/>
-    </cs:fontRef>
-    <cs:spPr>
-      <a:noFill/>
-      <a:ln>
-        <a:noFill/>
-      </a:ln>
-    </cs:spPr>
-  </cs:floor>
-  <cs:gridlineMajor>
-    <cs:lnRef idx="0"/>
-    <cs:fillRef idx="0"/>
-    <cs:effectRef idx="0"/>
-    <cs:fontRef idx="minor">
-      <a:schemeClr val="tx1"/>
-    </cs:fontRef>
-    <cs:spPr>
-      <a:ln w="9525" cap="flat" cmpd="sng" algn="ctr">
-        <a:solidFill>
-          <a:schemeClr val="tx1">
-            <a:lumMod val="15000"/>
-            <a:lumOff val="85000"/>
-          </a:schemeClr>
-        </a:solidFill>
-        <a:round/>
-      </a:ln>
-    </cs:spPr>
-  </cs:gridlineMajor>
-  <cs:gridlineMinor>
-    <cs:lnRef idx="0"/>
-    <cs:fillRef idx="0"/>
-    <cs:effectRef idx="0"/>
-    <cs:fontRef idx="minor">
-      <a:schemeClr val="tx1"/>
-    </cs:fontRef>
-    <cs:spPr>
-      <a:ln w="9525" cap="flat" cmpd="sng" algn="ctr">
-        <a:solidFill>
-          <a:schemeClr val="tx1">
-            <a:lumMod val="5000"/>
-            <a:lumOff val="95000"/>
-          </a:schemeClr>
-        </a:solidFill>
-        <a:round/>
-      </a:ln>
-    </cs:spPr>
-  </cs:gridlineMinor>
-  <cs:hiLoLine>
-    <cs:lnRef idx="0"/>
-    <cs:fillRef idx="0"/>
-    <cs:effectRef idx="0"/>
-    <cs:fontRef idx="minor">
-      <a:schemeClr val="tx1"/>
-    </cs:fontRef>
-    <cs:spPr>
-      <a:ln w="9525" cap="flat" cmpd="sng" algn="ctr">
-        <a:solidFill>
-          <a:schemeClr val="tx1">
-            <a:lumMod val="75000"/>
-            <a:lumOff val="25000"/>
-          </a:schemeClr>
-        </a:solidFill>
-        <a:round/>
-      </a:ln>
-    </cs:spPr>
-  </cs:hiLoLine>
-  <cs:leaderLine>
-    <cs:lnRef idx="0"/>
-    <cs:fillRef idx="0"/>
-    <cs:effectRef idx="0"/>
-    <cs:fontRef idx="minor">
-      <a:schemeClr val="tx1"/>
-    </cs:fontRef>
-    <cs:spPr>
-      <a:ln w="9525" cap="flat" cmpd="sng" algn="ctr">
-        <a:solidFill>
-          <a:schemeClr val="tx1">
-            <a:lumMod val="35000"/>
-            <a:lumOff val="65000"/>
-          </a:schemeClr>
-        </a:solidFill>
-        <a:round/>
-      </a:ln>
-    </cs:spPr>
-  </cs:leaderLine>
-  <cs:legend>
-    <cs:lnRef idx="0"/>
-    <cs:fillRef idx="0"/>
-    <cs:effectRef idx="0"/>
-    <cs:fontRef idx="minor">
-      <a:schemeClr val="tx1">
-        <a:lumMod val="65000"/>
-        <a:lumOff val="35000"/>
-      </a:schemeClr>
-    </cs:fontRef>
-    <cs:defRPr sz="900" kern="1200"/>
-  </cs:legend>
-  <cs:plotArea mods="allowNoFillOverride allowNoLineOverride">
-    <cs:lnRef idx="0"/>
-    <cs:fillRef idx="0"/>
-    <cs:effectRef idx="0"/>
-    <cs:fontRef idx="minor">
-      <a:schemeClr val="tx1"/>
-    </cs:fontRef>
-  </cs:plotArea>
-  <cs:plotArea3D mods="allowNoFillOverride allowNoLineOverride">
-    <cs:lnRef idx="0"/>
-    <cs:fillRef idx="0"/>
-    <cs:effectRef idx="0"/>
-    <cs:fontRef idx="minor">
-      <a:schemeClr val="tx1"/>
-    </cs:fontRef>
-  </cs:plotArea3D>
-  <cs:seriesAxis>
-    <cs:lnRef idx="0"/>
-    <cs:fillRef idx="0"/>
-    <cs:effectRef idx="0"/>
-    <cs:fontRef idx="minor">
-      <a:schemeClr val="tx1">
-        <a:lumMod val="65000"/>
-        <a:lumOff val="35000"/>
-      </a:schemeClr>
-    </cs:fontRef>
-    <cs:defRPr sz="900" kern="1200"/>
-  </cs:seriesAxis>
-  <cs:seriesLine>
-    <cs:lnRef idx="0"/>
-    <cs:fillRef idx="0"/>
-    <cs:effectRef idx="0"/>
-    <cs:fontRef idx="minor">
-      <a:schemeClr val="tx1"/>
-    </cs:fontRef>
-    <cs:spPr>
-      <a:ln w="9525" cap="flat" cmpd="sng" algn="ctr">
-        <a:solidFill>
-          <a:schemeClr val="tx1">
-            <a:lumMod val="35000"/>
-            <a:lumOff val="65000"/>
-          </a:schemeClr>
-        </a:solidFill>
-        <a:round/>
-      </a:ln>
-    </cs:spPr>
-  </cs:seriesLine>
-  <cs:title>
-    <cs:lnRef idx="0"/>
-    <cs:fillRef idx="0"/>
-    <cs:effectRef idx="0"/>
-    <cs:fontRef idx="minor">
-      <a:schemeClr val="tx1">
-        <a:lumMod val="65000"/>
-        <a:lumOff val="35000"/>
-      </a:schemeClr>
-    </cs:fontRef>
-    <cs:defRPr sz="1400" b="0" kern="1200" spc="0" baseline="0"/>
-  </cs:title>
-  <cs:trendline>
-    <cs:lnRef idx="0">
-      <cs:styleClr val="auto"/>
-    </cs:lnRef>
-    <cs:fillRef idx="0"/>
-    <cs:effectRef idx="0"/>
-    <cs:fontRef idx="minor">
-      <a:schemeClr val="tx1"/>
-    </cs:fontRef>
-    <cs:spPr>
-      <a:ln w="19050" cap="rnd">
-        <a:solidFill>
-          <a:schemeClr val="phClr"/>
-        </a:solidFill>
-        <a:prstDash val="sysDot"/>
-      </a:ln>
-    </cs:spPr>
-  </cs:trendline>
-  <cs:trendlineLabel>
-    <cs:lnRef idx="0"/>
-    <cs:fillRef idx="0"/>
-    <cs:effectRef idx="0"/>
-    <cs:fontRef idx="minor">
-      <a:schemeClr val="tx1">
-        <a:lumMod val="65000"/>
-        <a:lumOff val="35000"/>
-      </a:schemeClr>
-    </cs:fontRef>
-    <cs:defRPr sz="900" kern="1200"/>
-  </cs:trendlineLabel>
-  <cs:upBar>
-    <cs:lnRef idx="0"/>
-    <cs:fillRef idx="0"/>
-    <cs:effectRef idx="0"/>
-    <cs:fontRef idx="minor">
-      <a:schemeClr val="dk1"/>
-    </cs:fontRef>
-    <cs:spPr>
-      <a:solidFill>
-        <a:schemeClr val="lt1"/>
-      </a:solidFill>
-      <a:ln w="9525">
-        <a:solidFill>
-          <a:schemeClr val="tx1">
-            <a:lumMod val="15000"/>
-            <a:lumOff val="85000"/>
-          </a:schemeClr>
-        </a:solidFill>
-      </a:ln>
-    </cs:spPr>
-  </cs:upBar>
-  <cs:valueAxis>
-    <cs:lnRef idx="0"/>
-    <cs:fillRef idx="0"/>
-    <cs:effectRef idx="0"/>
-    <cs:fontRef idx="minor">
-      <a:schemeClr val="tx1">
-        <a:lumMod val="65000"/>
-        <a:lumOff val="35000"/>
-      </a:schemeClr>
-    </cs:fontRef>
-    <cs:defRPr sz="900" kern="1200"/>
-  </cs:valueAxis>
-  <cs:wall>
-    <cs:lnRef idx="0"/>
-    <cs:fillRef idx="0"/>
-    <cs:effectRef idx="0"/>
-    <cs:fontRef idx="minor">
-      <a:schemeClr val="tx1"/>
-    </cs:fontRef>
-    <cs:spPr>
-      <a:noFill/>
-      <a:ln>
-        <a:noFill/>
-      </a:ln>
-    </cs:spPr>
-  </cs:wall>
-</cs:chartStyle>
 </file>
 
 <file path=word/theme/theme1.xml><?xml version="1.0" encoding="utf-8"?>

--- a/Кибер физ/отчет3.docx
+++ b/Кибер физ/отчет3.docx
@@ -285,7 +285,21 @@
         <w:rPr>
           <w:lang w:val="ru-RU"/>
         </w:rPr>
-        <w:t xml:space="preserve">(СПбГУТ) </w:t>
+        <w:t>(</w:t>
+      </w:r>
+      <w:proofErr w:type="spellStart"/>
+      <w:r>
+        <w:rPr>
+          <w:lang w:val="ru-RU"/>
+        </w:rPr>
+        <w:t>СПбГУТ</w:t>
+      </w:r>
+      <w:proofErr w:type="spellEnd"/>
+      <w:r>
+        <w:rPr>
+          <w:lang w:val="ru-RU"/>
+        </w:rPr>
+        <w:t xml:space="preserve">) </w:t>
       </w:r>
     </w:p>
     <w:p>
@@ -798,7 +812,21 @@
         <w:rPr>
           <w:lang w:val="ru-RU"/>
         </w:rPr>
-        <w:t>Кодек G.711(10) каждые 30 мс генерирует пакеты длиной 158</w:t>
+        <w:t xml:space="preserve">Кодек G.711(10) каждые 30 </w:t>
+      </w:r>
+      <w:proofErr w:type="spellStart"/>
+      <w:r>
+        <w:rPr>
+          <w:lang w:val="ru-RU"/>
+        </w:rPr>
+        <w:t>мс</w:t>
+      </w:r>
+      <w:proofErr w:type="spellEnd"/>
+      <w:r>
+        <w:rPr>
+          <w:lang w:val="ru-RU"/>
+        </w:rPr>
+        <w:t xml:space="preserve"> генерирует пакеты длиной 158</w:t>
       </w:r>
     </w:p>
     <w:p>
@@ -930,7 +958,21 @@
         <w:rPr>
           <w:lang w:val="ru-RU"/>
         </w:rPr>
-        <w:t xml:space="preserve">Кодек G.711(30) каждые 10 мс генерирует пакеты длиной 318 байт. </w:t>
+        <w:t xml:space="preserve">Кодек G.711(30) каждые 10 </w:t>
+      </w:r>
+      <w:proofErr w:type="spellStart"/>
+      <w:r>
+        <w:rPr>
+          <w:lang w:val="ru-RU"/>
+        </w:rPr>
+        <w:t>мс</w:t>
+      </w:r>
+      <w:proofErr w:type="spellEnd"/>
+      <w:r>
+        <w:rPr>
+          <w:lang w:val="ru-RU"/>
+        </w:rPr>
+        <w:t xml:space="preserve"> генерирует пакеты длиной 318 байт. </w:t>
       </w:r>
     </w:p>
     <w:p>
@@ -1452,11 +1494,20 @@
       <w:pPr>
         <w:pStyle w:val="a3"/>
         <w:ind w:left="370" w:firstLine="0"/>
-      </w:pPr>
-      <w:r>
+        <w:rPr>
+          <w:lang w:val="ru-RU"/>
+        </w:rPr>
+      </w:pPr>
+      <w:r>
+        <w:rPr>
+          <w:lang w:val="ru-RU"/>
+        </w:rPr>
         <w:t>интерфейсе.</w:t>
       </w:r>
       <w:r>
+        <w:rPr>
+          <w:lang w:val="ru-RU"/>
+        </w:rPr>
         <w:br/>
       </w:r>
       <w:r>
@@ -1467,6 +1518,9 @@
         <w:t xml:space="preserve">Для первого </w:t>
       </w:r>
       <w:r>
+        <w:rPr>
+          <w:lang w:val="ru-RU"/>
+        </w:rPr>
         <w:t>маршрутизатор</w:t>
       </w:r>
       <w:r>
@@ -1476,20 +1530,244 @@
         <w:t>а</w:t>
       </w:r>
       <w:r>
+        <w:rPr>
+          <w:lang w:val="ru-RU"/>
+        </w:rPr>
         <w:t>:</w:t>
+      </w:r>
+    </w:p>
+    <w:p>
+      <w:pPr>
+        <w:spacing w:after="0" w:line="240" w:lineRule="auto"/>
+        <w:ind w:firstLine="416"/>
+        <w:rPr>
+          <w:iCs/>
+          <w:color w:val="auto"/>
+          <w:lang w:val="ru-RU"/>
+        </w:rPr>
+      </w:pPr>
+      <w:r>
+        <w:rPr>
+          <w:iCs/>
+          <w:lang w:val="ru-RU"/>
+        </w:rPr>
+        <w:t xml:space="preserve">Параметр потока речевых пакетов </w:t>
+      </w:r>
+      <w:r>
+        <w:rPr>
+          <w:iCs/>
+        </w:rPr>
+        <w:t>λ</w:t>
+      </w:r>
+      <w:r>
+        <w:rPr>
+          <w:iCs/>
+          <w:lang w:val="ru-RU"/>
+        </w:rPr>
+        <w:t xml:space="preserve"> </w:t>
+      </w:r>
+      <w:proofErr w:type="spellStart"/>
+      <w:r>
+        <w:rPr>
+          <w:iCs/>
+        </w:rPr>
+        <w:t>pac</w:t>
+      </w:r>
+      <w:proofErr w:type="spellEnd"/>
+      <w:r>
+        <w:rPr>
+          <w:iCs/>
+          <w:lang w:val="ru-RU"/>
+        </w:rPr>
+        <w:t>8 вычисляется по формуле:</w:t>
+      </w:r>
+    </w:p>
+    <w:p>
+      <w:pPr>
+        <w:spacing w:after="0" w:line="240" w:lineRule="auto"/>
+        <w:ind w:firstLine="416"/>
+        <w:rPr>
+          <w:iCs/>
+        </w:rPr>
+      </w:pPr>
+      <m:oMathPara>
+        <m:oMathParaPr>
+          <m:jc m:val="left"/>
+        </m:oMathParaPr>
+        <m:oMath>
+          <m:r>
+            <m:rPr>
+              <m:sty m:val="p"/>
+            </m:rPr>
+            <w:rPr>
+              <w:rFonts w:ascii="Cambria Math" w:hAnsi="Cambria Math"/>
+              <w:iCs/>
+            </w:rPr>
+            <w:sym w:font="Symbol" w:char="F06C"/>
+          </m:r>
+          <m:r>
+            <m:rPr>
+              <m:sty m:val="p"/>
+            </m:rPr>
+            <w:rPr>
+              <w:rFonts w:ascii="Cambria Math" w:hAnsi="Cambria Math"/>
+            </w:rPr>
+            <m:t xml:space="preserve"> pac=</m:t>
+          </m:r>
+          <m:r>
+            <m:rPr>
+              <m:sty m:val="p"/>
+            </m:rPr>
+            <w:rPr>
+              <w:rFonts w:ascii="Cambria Math" w:hAnsi="Cambria Math"/>
+              <w:iCs/>
+            </w:rPr>
+            <w:sym w:font="Symbol" w:char="F06C"/>
+          </m:r>
+          <m:r>
+            <m:rPr>
+              <m:sty m:val="p"/>
+            </m:rPr>
+            <w:rPr>
+              <w:rFonts w:ascii="Cambria Math" w:hAnsi="Cambria Math"/>
+            </w:rPr>
+            <m:t xml:space="preserve"> </m:t>
+          </m:r>
+          <m:f>
+            <m:fPr>
+              <m:ctrlPr>
+                <w:rPr>
+                  <w:rFonts w:ascii="Cambria Math" w:hAnsi="Cambria Math"/>
+                  <w:iCs/>
+                  <w:kern w:val="2"/>
+                  <w:szCs w:val="28"/>
+                  <w14:ligatures w14:val="standardContextual"/>
+                </w:rPr>
+              </m:ctrlPr>
+            </m:fPr>
+            <m:num>
+              <m:r>
+                <m:rPr>
+                  <m:sty m:val="p"/>
+                </m:rPr>
+                <w:rPr>
+                  <w:rFonts w:ascii="Cambria Math" w:hAnsi="Cambria Math"/>
+                </w:rPr>
+                <m:t>ts</m:t>
+              </m:r>
+            </m:num>
+            <m:den>
+              <m:r>
+                <m:rPr>
+                  <m:sty m:val="p"/>
+                </m:rPr>
+                <w:rPr>
+                  <w:rFonts w:ascii="Cambria Math" w:hAnsi="Cambria Math"/>
+                </w:rPr>
+                <m:t>tcod</m:t>
+              </m:r>
+            </m:den>
+          </m:f>
+        </m:oMath>
+      </m:oMathPara>
+    </w:p>
+    <w:p>
+      <w:pPr>
+        <w:spacing w:after="0" w:line="240" w:lineRule="auto"/>
+        <w:ind w:firstLine="416"/>
+        <w:rPr>
+          <w:iCs/>
+          <w:lang w:val="ru-RU"/>
+        </w:rPr>
+      </w:pPr>
+      <w:r>
+        <w:rPr>
+          <w:iCs/>
+          <w:lang w:val="ru-RU"/>
+        </w:rPr>
+        <w:t xml:space="preserve">где </w:t>
+      </w:r>
+      <w:r>
+        <w:rPr>
+          <w:iCs/>
+        </w:rPr>
+        <w:sym w:font="Symbol" w:char="F06C"/>
+      </w:r>
+      <w:r>
+        <w:rPr>
+          <w:iCs/>
+          <w:lang w:val="ru-RU"/>
+        </w:rPr>
+        <w:t xml:space="preserve"> - параметр потока вызовов от абонента,</w:t>
+      </w:r>
+    </w:p>
+    <w:p>
+      <w:pPr>
+        <w:spacing w:after="0" w:line="240" w:lineRule="auto"/>
+        <w:ind w:firstLine="416"/>
+        <w:rPr>
+          <w:iCs/>
+          <w:lang w:val="ru-RU"/>
+        </w:rPr>
+      </w:pPr>
+      <w:proofErr w:type="spellStart"/>
+      <w:r>
+        <w:rPr>
+          <w:iCs/>
+        </w:rPr>
+        <w:t>ts</w:t>
+      </w:r>
+      <w:proofErr w:type="spellEnd"/>
+      <w:r>
+        <w:rPr>
+          <w:iCs/>
+          <w:lang w:val="ru-RU"/>
+        </w:rPr>
+        <w:t xml:space="preserve"> – средняя длительность разговора,</w:t>
+      </w:r>
+    </w:p>
+    <w:p>
+      <w:pPr>
+        <w:spacing w:after="0" w:line="240" w:lineRule="auto"/>
+        <w:ind w:firstLine="416"/>
+        <w:rPr>
+          <w:iCs/>
+          <w:lang w:val="ru-RU"/>
+        </w:rPr>
+      </w:pPr>
+      <w:proofErr w:type="spellStart"/>
+      <w:r>
+        <w:rPr>
+          <w:iCs/>
+        </w:rPr>
+        <w:t>tcod</w:t>
+      </w:r>
+      <w:proofErr w:type="spellEnd"/>
+      <w:r>
+        <w:rPr>
+          <w:iCs/>
+          <w:lang w:val="ru-RU"/>
+        </w:rPr>
+        <w:t xml:space="preserve"> – время формирования пакета речевым кодеком.</w:t>
       </w:r>
     </w:p>
     <w:p>
       <w:pPr>
         <w:pStyle w:val="a3"/>
         <w:ind w:left="370" w:firstLine="0"/>
-      </w:pPr>
-      <w:r>
+        <w:rPr>
+          <w:lang w:val="ru-RU"/>
+        </w:rPr>
+      </w:pPr>
+      <w:r>
+        <w:rPr>
+          <w:lang w:val="ru-RU"/>
+        </w:rPr>
         <w:drawing>
-          <wp:inline distT="0" distB="0" distL="0" distR="0" wp14:anchorId="55D2D5B9" wp14:editId="145E0429">
-            <wp:extent cx="5220429" cy="1143160"/>
-            <wp:effectExtent l="0" t="0" r="0" b="0"/>
-            <wp:docPr id="3" name="Рисунок 3"/>
+          <wp:inline distT="0" distB="0" distL="0" distR="0" wp14:anchorId="2F0B9D58" wp14:editId="7F028722">
+            <wp:extent cx="6462395" cy="436245"/>
+            <wp:effectExtent l="0" t="0" r="0" b="1905"/>
+            <wp:docPr id="16" name="Рисунок 16"/>
             <wp:cNvGraphicFramePr>
               <a:graphicFrameLocks xmlns:a="http://schemas.openxmlformats.org/drawingml/2006/main" noChangeAspect="1"/>
             </wp:cNvGraphicFramePr>
@@ -1509,7 +1787,7 @@
                   <pic:spPr>
                     <a:xfrm>
                       <a:off x="0" y="0"/>
-                      <a:ext cx="5220429" cy="1143160"/>
+                      <a:ext cx="6462395" cy="436245"/>
                     </a:xfrm>
                     <a:prstGeom prst="rect">
                       <a:avLst/>
@@ -1521,16 +1799,17 @@
           </wp:inline>
         </w:drawing>
       </w:r>
+    </w:p>
+    <w:p>
+      <w:pPr>
+        <w:pStyle w:val="a3"/>
+        <w:ind w:left="370" w:firstLine="0"/>
+      </w:pPr>
       <w:r>
         <w:rPr>
           <w:lang w:val="ru-RU"/>
         </w:rPr>
         <w:br/>
-      </w:r>
-      <w:r>
-        <w:rPr>
-          <w:lang w:val="ru-RU"/>
-        </w:rPr>
         <w:t xml:space="preserve">Интенсивность обслуживания пакета интерфейсом маршрутизатора равна </w:t>
       </w:r>
       <w:r>
@@ -1580,10 +1859,10 @@
           <w:lang w:val="ru-RU"/>
         </w:rPr>
         <w:drawing>
-          <wp:inline distT="0" distB="0" distL="0" distR="0" wp14:anchorId="4D1DA078" wp14:editId="32DCEA88">
-            <wp:extent cx="6462395" cy="1155065"/>
-            <wp:effectExtent l="0" t="0" r="0" b="6985"/>
-            <wp:docPr id="4" name="Рисунок 4"/>
+          <wp:inline distT="0" distB="0" distL="0" distR="0" wp14:anchorId="1CB179FB" wp14:editId="3F1012F6">
+            <wp:extent cx="6462395" cy="828675"/>
+            <wp:effectExtent l="0" t="0" r="0" b="9525"/>
+            <wp:docPr id="17" name="Рисунок 17"/>
             <wp:cNvGraphicFramePr>
               <a:graphicFrameLocks xmlns:a="http://schemas.openxmlformats.org/drawingml/2006/main" noChangeAspect="1"/>
             </wp:cNvGraphicFramePr>
@@ -1603,7 +1882,7 @@
                   <pic:spPr>
                     <a:xfrm>
                       <a:off x="0" y="0"/>
-                      <a:ext cx="6462395" cy="1155065"/>
+                      <a:ext cx="6462395" cy="828675"/>
                     </a:xfrm>
                     <a:prstGeom prst="rect">
                       <a:avLst/>
@@ -1622,55 +1901,25 @@
         <w:br/>
       </w:r>
       <w:r>
-        <w:sym w:font="Symbol" w:char="F06C"/>
-      </w:r>
-      <w:r>
-        <w:rPr>
-          <w:lang w:val="ru-RU"/>
-        </w:rPr>
-        <w:t xml:space="preserve"> – интенсивность поступающего потока вызовов, численно равен количеству вызовов, поступающих за единицу времени.</w:t>
-      </w:r>
-      <w:r>
-        <w:rPr>
-          <w:lang w:val="ru-RU"/>
-        </w:rPr>
-        <w:br/>
-      </w:r>
-      <w:r>
-        <w:rPr>
-          <w:lang w:val="ru-RU"/>
-        </w:rPr>
+        <w:rPr>
+          <w:noProof/>
+        </w:rPr>
+        <w:lastRenderedPageBreak/>
         <w:drawing>
-          <wp:inline distT="0" distB="0" distL="0" distR="0" wp14:anchorId="26902A95" wp14:editId="26AEA5AD">
-            <wp:extent cx="6462395" cy="889635"/>
-            <wp:effectExtent l="0" t="0" r="0" b="5715"/>
-            <wp:docPr id="9" name="Рисунок 9"/>
-            <wp:cNvGraphicFramePr>
-              <a:graphicFrameLocks xmlns:a="http://schemas.openxmlformats.org/drawingml/2006/main" noChangeAspect="1"/>
-            </wp:cNvGraphicFramePr>
+          <wp:inline distT="0" distB="0" distL="0" distR="0" wp14:anchorId="21683A19" wp14:editId="2542EAF3">
+            <wp:extent cx="4594860" cy="1988820"/>
+            <wp:effectExtent l="0" t="0" r="15240" b="11430"/>
+            <wp:docPr id="18" name="Диаграмма 18">
+              <a:extLst xmlns:a="http://schemas.openxmlformats.org/drawingml/2006/main">
+                <a:ext uri="{FF2B5EF4-FFF2-40B4-BE49-F238E27FC236}">
+                  <a16:creationId xmlns:a16="http://schemas.microsoft.com/office/drawing/2014/main" id="{3DCCC0D0-EF03-4A28-A945-E0CBF04FE093}"/>
+                </a:ext>
+              </a:extLst>
+            </wp:docPr>
+            <wp:cNvGraphicFramePr/>
             <a:graphic xmlns:a="http://schemas.openxmlformats.org/drawingml/2006/main">
-              <a:graphicData uri="http://schemas.openxmlformats.org/drawingml/2006/picture">
-                <pic:pic xmlns:pic="http://schemas.openxmlformats.org/drawingml/2006/picture">
-                  <pic:nvPicPr>
-                    <pic:cNvPr id="1" name=""/>
-                    <pic:cNvPicPr/>
-                  </pic:nvPicPr>
-                  <pic:blipFill>
-                    <a:blip r:embed="rId15"/>
-                    <a:stretch>
-                      <a:fillRect/>
-                    </a:stretch>
-                  </pic:blipFill>
-                  <pic:spPr>
-                    <a:xfrm>
-                      <a:off x="0" y="0"/>
-                      <a:ext cx="6462395" cy="889635"/>
-                    </a:xfrm>
-                    <a:prstGeom prst="rect">
-                      <a:avLst/>
-                    </a:prstGeom>
-                  </pic:spPr>
-                </pic:pic>
+              <a:graphicData uri="http://schemas.openxmlformats.org/drawingml/2006/chart">
+                <c:chart xmlns:c="http://schemas.openxmlformats.org/drawingml/2006/chart" xmlns:r="http://schemas.openxmlformats.org/officeDocument/2006/relationships" r:id="rId15"/>
               </a:graphicData>
             </a:graphic>
           </wp:inline>
@@ -1681,17 +1930,51 @@
           <w:lang w:val="ru-RU"/>
         </w:rPr>
         <w:br/>
-      </w:r>
-      <w:r>
-        <w:rPr>
-          <w:lang w:val="ru-RU"/>
-        </w:rPr>
-        <w:lastRenderedPageBreak/>
+        <w:t xml:space="preserve">Для второго </w:t>
+      </w:r>
+      <w:proofErr w:type="spellStart"/>
+      <w:r>
+        <w:t>ма</w:t>
+      </w:r>
+      <w:proofErr w:type="spellEnd"/>
+      <w:r>
+        <w:rPr>
+          <w:lang w:val="ru-RU"/>
+        </w:rPr>
+        <w:t>р</w:t>
+      </w:r>
+      <w:proofErr w:type="spellStart"/>
+      <w:r>
+        <w:t>шрутизатор</w:t>
+      </w:r>
+      <w:proofErr w:type="spellEnd"/>
+      <w:r>
+        <w:rPr>
+          <w:lang w:val="ru-RU"/>
+        </w:rPr>
+        <w:t>а</w:t>
+      </w:r>
+      <w:r>
+        <w:t>:</w:t>
+      </w:r>
+    </w:p>
+    <w:p>
+      <w:pPr>
+        <w:pStyle w:val="a3"/>
+        <w:ind w:left="370" w:firstLine="0"/>
+        <w:rPr>
+          <w:lang w:val="ru-RU"/>
+        </w:rPr>
+      </w:pPr>
+      <w:r>
+        <w:br/>
+      </w:r>
+      <w:r>
         <w:drawing>
-          <wp:inline distT="0" distB="0" distL="0" distR="0" wp14:anchorId="2DA098C2" wp14:editId="05111C27">
-            <wp:extent cx="5153744" cy="685896"/>
-            <wp:effectExtent l="0" t="0" r="0" b="0"/>
-            <wp:docPr id="10" name="Рисунок 10"/>
+          <wp:inline distT="0" distB="0" distL="0" distR="0" wp14:anchorId="794D7E6B" wp14:editId="11B0CCEC">
+            <wp:extent cx="6462395" cy="454025"/>
+            <wp:effectExtent l="0" t="0" r="0" b="3175"/>
+            <wp:docPr id="19" name="Рисунок 19"/>
             <wp:cNvGraphicFramePr>
               <a:graphicFrameLocks xmlns:a="http://schemas.openxmlformats.org/drawingml/2006/main" noChangeAspect="1"/>
             </wp:cNvGraphicFramePr>
@@ -1711,7 +1994,7 @@
                   <pic:spPr>
                     <a:xfrm>
                       <a:off x="0" y="0"/>
-                      <a:ext cx="5153744" cy="685896"/>
+                      <a:ext cx="6462395" cy="454025"/>
                     </a:xfrm>
                     <a:prstGeom prst="rect">
                       <a:avLst/>
@@ -1723,21 +2006,18 @@
           </wp:inline>
         </w:drawing>
       </w:r>
-      <w:r>
-        <w:rPr>
-          <w:lang w:val="ru-RU"/>
-        </w:rPr>
-        <w:br/>
-      </w:r>
-      <w:r>
-        <w:rPr>
-          <w:lang w:val="ru-RU"/>
-        </w:rPr>
+    </w:p>
+    <w:p>
+      <w:pPr>
+        <w:pStyle w:val="a3"/>
+        <w:ind w:left="370" w:firstLine="0"/>
+      </w:pPr>
+      <w:r>
         <w:drawing>
-          <wp:inline distT="0" distB="0" distL="0" distR="0" wp14:anchorId="7C5F2D63" wp14:editId="0AFBD1D0">
-            <wp:extent cx="6462395" cy="709930"/>
-            <wp:effectExtent l="0" t="0" r="0" b="0"/>
-            <wp:docPr id="11" name="Рисунок 11"/>
+          <wp:inline distT="0" distB="0" distL="0" distR="0" wp14:anchorId="579FCBE5" wp14:editId="28431B91">
+            <wp:extent cx="6462395" cy="1744345"/>
+            <wp:effectExtent l="0" t="0" r="0" b="8255"/>
+            <wp:docPr id="20" name="Рисунок 20"/>
             <wp:cNvGraphicFramePr>
               <a:graphicFrameLocks xmlns:a="http://schemas.openxmlformats.org/drawingml/2006/main" noChangeAspect="1"/>
             </wp:cNvGraphicFramePr>
@@ -1757,232 +2037,7 @@
                   <pic:spPr>
                     <a:xfrm>
                       <a:off x="0" y="0"/>
-                      <a:ext cx="6462395" cy="709930"/>
-                    </a:xfrm>
-                    <a:prstGeom prst="rect">
-                      <a:avLst/>
-                    </a:prstGeom>
-                  </pic:spPr>
-                </pic:pic>
-              </a:graphicData>
-            </a:graphic>
-          </wp:inline>
-        </w:drawing>
-      </w:r>
-      <w:r>
-        <w:rPr>
-          <w:lang w:val="ru-RU"/>
-        </w:rPr>
-        <w:br/>
-        <w:t xml:space="preserve">Определив нагрузку для первого </w:t>
-      </w:r>
-      <w:r>
-        <w:rPr>
-          <w:lang w:val="ru-RU"/>
-        </w:rPr>
-        <w:t>маршрутизатор</w:t>
-      </w:r>
-      <w:r>
-        <w:rPr>
-          <w:lang w:val="ru-RU"/>
-        </w:rPr>
-        <w:t xml:space="preserve">а я выяснил, что система буде перегружена, поэтому </w:t>
-      </w:r>
-      <w:r>
-        <w:rPr>
-          <w:lang w:val="ru-RU"/>
-        </w:rPr>
-        <w:t>стандартная экспоненциальная ФРВ неприменима</w:t>
-      </w:r>
-      <w:r>
-        <w:rPr>
-          <w:lang w:val="ru-RU"/>
-        </w:rPr>
-        <w:t>.</w:t>
-      </w:r>
-      <w:r>
-        <w:rPr>
-          <w:lang w:val="ru-RU"/>
-        </w:rPr>
-        <w:br/>
-      </w:r>
-      <w:r>
-        <w:rPr>
-          <w:lang w:val="ru-RU"/>
-        </w:rPr>
-        <w:drawing>
-          <wp:inline distT="0" distB="0" distL="0" distR="0" wp14:anchorId="259AEC85" wp14:editId="2DC11EDF">
-            <wp:extent cx="6462395" cy="628015"/>
-            <wp:effectExtent l="0" t="0" r="0" b="635"/>
-            <wp:docPr id="12" name="Рисунок 12"/>
-            <wp:cNvGraphicFramePr>
-              <a:graphicFrameLocks xmlns:a="http://schemas.openxmlformats.org/drawingml/2006/main" noChangeAspect="1"/>
-            </wp:cNvGraphicFramePr>
-            <a:graphic xmlns:a="http://schemas.openxmlformats.org/drawingml/2006/main">
-              <a:graphicData uri="http://schemas.openxmlformats.org/drawingml/2006/picture">
-                <pic:pic xmlns:pic="http://schemas.openxmlformats.org/drawingml/2006/picture">
-                  <pic:nvPicPr>
-                    <pic:cNvPr id="1" name=""/>
-                    <pic:cNvPicPr/>
-                  </pic:nvPicPr>
-                  <pic:blipFill>
-                    <a:blip r:embed="rId18"/>
-                    <a:stretch>
-                      <a:fillRect/>
-                    </a:stretch>
-                  </pic:blipFill>
-                  <pic:spPr>
-                    <a:xfrm>
-                      <a:off x="0" y="0"/>
-                      <a:ext cx="6462395" cy="628015"/>
-                    </a:xfrm>
-                    <a:prstGeom prst="rect">
-                      <a:avLst/>
-                    </a:prstGeom>
-                  </pic:spPr>
-                </pic:pic>
-              </a:graphicData>
-            </a:graphic>
-          </wp:inline>
-        </w:drawing>
-      </w:r>
-      <w:r>
-        <w:rPr>
-          <w:lang w:val="ru-RU"/>
-        </w:rPr>
-        <w:br/>
-      </w:r>
-      <w:r>
-        <w:rPr>
-          <w:lang w:val="ru-RU"/>
-        </w:rPr>
-        <w:br/>
-        <w:t xml:space="preserve">Для второго </w:t>
-      </w:r>
-      <w:r>
-        <w:t>маршрутизатор</w:t>
-      </w:r>
-      <w:r>
-        <w:rPr>
-          <w:lang w:val="ru-RU"/>
-        </w:rPr>
-        <w:t>а</w:t>
-      </w:r>
-      <w:r>
-        <w:t>:</w:t>
-      </w:r>
-    </w:p>
-    <w:p>
-      <w:pPr>
-        <w:pStyle w:val="a3"/>
-        <w:ind w:left="370" w:firstLine="0"/>
-      </w:pPr>
-      <w:r>
-        <w:drawing>
-          <wp:inline distT="0" distB="0" distL="0" distR="0" wp14:anchorId="57847D1C" wp14:editId="5218BF89">
-            <wp:extent cx="6462395" cy="610235"/>
-            <wp:effectExtent l="0" t="0" r="0" b="0"/>
-            <wp:docPr id="22" name="Рисунок 22"/>
-            <wp:cNvGraphicFramePr>
-              <a:graphicFrameLocks xmlns:a="http://schemas.openxmlformats.org/drawingml/2006/main" noChangeAspect="1"/>
-            </wp:cNvGraphicFramePr>
-            <a:graphic xmlns:a="http://schemas.openxmlformats.org/drawingml/2006/main">
-              <a:graphicData uri="http://schemas.openxmlformats.org/drawingml/2006/picture">
-                <pic:pic xmlns:pic="http://schemas.openxmlformats.org/drawingml/2006/picture">
-                  <pic:nvPicPr>
-                    <pic:cNvPr id="1" name=""/>
-                    <pic:cNvPicPr/>
-                  </pic:nvPicPr>
-                  <pic:blipFill>
-                    <a:blip r:embed="rId19"/>
-                    <a:stretch>
-                      <a:fillRect/>
-                    </a:stretch>
-                  </pic:blipFill>
-                  <pic:spPr>
-                    <a:xfrm>
-                      <a:off x="0" y="0"/>
-                      <a:ext cx="6462395" cy="610235"/>
-                    </a:xfrm>
-                    <a:prstGeom prst="rect">
-                      <a:avLst/>
-                    </a:prstGeom>
-                  </pic:spPr>
-                </pic:pic>
-              </a:graphicData>
-            </a:graphic>
-          </wp:inline>
-        </w:drawing>
-      </w:r>
-      <w:r>
-        <w:br/>
-      </w:r>
-      <w:r>
-        <w:drawing>
-          <wp:inline distT="0" distB="0" distL="0" distR="0" wp14:anchorId="3ED70ED1" wp14:editId="0F931AA9">
-            <wp:extent cx="6462395" cy="2191385"/>
-            <wp:effectExtent l="0" t="0" r="0" b="0"/>
-            <wp:docPr id="23" name="Рисунок 23"/>
-            <wp:cNvGraphicFramePr>
-              <a:graphicFrameLocks xmlns:a="http://schemas.openxmlformats.org/drawingml/2006/main" noChangeAspect="1"/>
-            </wp:cNvGraphicFramePr>
-            <a:graphic xmlns:a="http://schemas.openxmlformats.org/drawingml/2006/main">
-              <a:graphicData uri="http://schemas.openxmlformats.org/drawingml/2006/picture">
-                <pic:pic xmlns:pic="http://schemas.openxmlformats.org/drawingml/2006/picture">
-                  <pic:nvPicPr>
-                    <pic:cNvPr id="1" name=""/>
-                    <pic:cNvPicPr/>
-                  </pic:nvPicPr>
-                  <pic:blipFill>
-                    <a:blip r:embed="rId20"/>
-                    <a:stretch>
-                      <a:fillRect/>
-                    </a:stretch>
-                  </pic:blipFill>
-                  <pic:spPr>
-                    <a:xfrm>
-                      <a:off x="0" y="0"/>
-                      <a:ext cx="6462395" cy="2191385"/>
-                    </a:xfrm>
-                    <a:prstGeom prst="rect">
-                      <a:avLst/>
-                    </a:prstGeom>
-                  </pic:spPr>
-                </pic:pic>
-              </a:graphicData>
-            </a:graphic>
-          </wp:inline>
-        </w:drawing>
-      </w:r>
-      <w:r>
-        <w:br/>
-      </w:r>
-      <w:r>
-        <w:drawing>
-          <wp:inline distT="0" distB="0" distL="0" distR="0" wp14:anchorId="03B9CCAC" wp14:editId="09EDA519">
-            <wp:extent cx="4667901" cy="2857899"/>
-            <wp:effectExtent l="0" t="0" r="0" b="0"/>
-            <wp:docPr id="24" name="Рисунок 24"/>
-            <wp:cNvGraphicFramePr>
-              <a:graphicFrameLocks xmlns:a="http://schemas.openxmlformats.org/drawingml/2006/main" noChangeAspect="1"/>
-            </wp:cNvGraphicFramePr>
-            <a:graphic xmlns:a="http://schemas.openxmlformats.org/drawingml/2006/main">
-              <a:graphicData uri="http://schemas.openxmlformats.org/drawingml/2006/picture">
-                <pic:pic xmlns:pic="http://schemas.openxmlformats.org/drawingml/2006/picture">
-                  <pic:nvPicPr>
-                    <pic:cNvPr id="1" name=""/>
-                    <pic:cNvPicPr/>
-                  </pic:nvPicPr>
-                  <pic:blipFill>
-                    <a:blip r:embed="rId21"/>
-                    <a:stretch>
-                      <a:fillRect/>
-                    </a:stretch>
-                  </pic:blipFill>
-                  <pic:spPr>
-                    <a:xfrm>
-                      <a:off x="0" y="0"/>
-                      <a:ext cx="4667901" cy="2857899"/>
+                      <a:ext cx="6462395" cy="1744345"/>
                     </a:xfrm>
                     <a:prstGeom prst="rect">
                       <a:avLst/>
@@ -3318,6 +3373,7 @@
   <w:style w:type="character" w:default="1" w:styleId="a0">
     <w:name w:val="Default Paragraph Font"/>
     <w:uiPriority w:val="1"/>
+    <w:semiHidden/>
     <w:unhideWhenUsed/>
   </w:style>
   <w:style w:type="table" w:default="1" w:styleId="a1">
@@ -3426,6 +3482,955 @@
     </w:rPr>
   </w:style>
 </w:styles>
+</file>
+
+<file path=word/charts/chart1.xml><?xml version="1.0" encoding="utf-8"?>
+<c:chartSpace xmlns:c="http://schemas.openxmlformats.org/drawingml/2006/chart" xmlns:a="http://schemas.openxmlformats.org/drawingml/2006/main" xmlns:r="http://schemas.openxmlformats.org/officeDocument/2006/relationships" xmlns:c16r2="http://schemas.microsoft.com/office/drawing/2015/06/chart">
+  <c:date1904 val="0"/>
+  <c:lang val="ru-RU"/>
+  <c:roundedCorners val="0"/>
+  <mc:AlternateContent xmlns:mc="http://schemas.openxmlformats.org/markup-compatibility/2006">
+    <mc:Choice xmlns:c14="http://schemas.microsoft.com/office/drawing/2007/8/2/chart" Requires="c14">
+      <c14:style val="102"/>
+    </mc:Choice>
+    <mc:Fallback>
+      <c:style val="2"/>
+    </mc:Fallback>
+  </mc:AlternateContent>
+  <c:chart>
+    <c:title>
+      <c:tx>
+        <c:rich>
+          <a:bodyPr rot="0" spcFirstLastPara="1" vertOverflow="ellipsis" vert="horz" wrap="square" anchor="ctr" anchorCtr="1"/>
+          <a:lstStyle/>
+          <a:p>
+            <a:pPr>
+              <a:defRPr sz="1400" b="0" i="0" u="none" strike="noStrike" kern="1200" spc="0" baseline="0">
+                <a:solidFill>
+                  <a:schemeClr val="tx1">
+                    <a:lumMod val="65000"/>
+                    <a:lumOff val="35000"/>
+                  </a:schemeClr>
+                </a:solidFill>
+                <a:latin typeface="+mn-lt"/>
+                <a:ea typeface="+mn-ea"/>
+                <a:cs typeface="+mn-cs"/>
+              </a:defRPr>
+            </a:pPr>
+            <a:r>
+              <a:rPr lang="en-US"/>
+              <a:t>H(t)</a:t>
+            </a:r>
+            <a:r>
+              <a:rPr lang="ru-RU"/>
+              <a:t>№1</a:t>
+            </a:r>
+            <a:endParaRPr lang="en-US"/>
+          </a:p>
+        </c:rich>
+      </c:tx>
+      <c:overlay val="0"/>
+      <c:spPr>
+        <a:noFill/>
+        <a:ln>
+          <a:noFill/>
+        </a:ln>
+        <a:effectLst/>
+      </c:spPr>
+      <c:txPr>
+        <a:bodyPr rot="0" spcFirstLastPara="1" vertOverflow="ellipsis" vert="horz" wrap="square" anchor="ctr" anchorCtr="1"/>
+        <a:lstStyle/>
+        <a:p>
+          <a:pPr>
+            <a:defRPr sz="1400" b="0" i="0" u="none" strike="noStrike" kern="1200" spc="0" baseline="0">
+              <a:solidFill>
+                <a:schemeClr val="tx1">
+                  <a:lumMod val="65000"/>
+                  <a:lumOff val="35000"/>
+                </a:schemeClr>
+              </a:solidFill>
+              <a:latin typeface="+mn-lt"/>
+              <a:ea typeface="+mn-ea"/>
+              <a:cs typeface="+mn-cs"/>
+            </a:defRPr>
+          </a:pPr>
+          <a:endParaRPr lang="ru-RU"/>
+        </a:p>
+      </c:txPr>
+    </c:title>
+    <c:autoTitleDeleted val="0"/>
+    <c:plotArea>
+      <c:layout/>
+      <c:scatterChart>
+        <c:scatterStyle val="lineMarker"/>
+        <c:varyColors val="0"/>
+        <c:ser>
+          <c:idx val="0"/>
+          <c:order val="0"/>
+          <c:tx>
+            <c:strRef>
+              <c:f>Лист1!$P$1</c:f>
+              <c:strCache>
+                <c:ptCount val="1"/>
+                <c:pt idx="0">
+                  <c:v>H(t)</c:v>
+                </c:pt>
+              </c:strCache>
+            </c:strRef>
+          </c:tx>
+          <c:spPr>
+            <a:ln w="19050" cap="rnd">
+              <a:solidFill>
+                <a:schemeClr val="accent1"/>
+              </a:solidFill>
+              <a:round/>
+            </a:ln>
+            <a:effectLst/>
+          </c:spPr>
+          <c:marker>
+            <c:symbol val="circle"/>
+            <c:size val="5"/>
+            <c:spPr>
+              <a:solidFill>
+                <a:schemeClr val="accent1"/>
+              </a:solidFill>
+              <a:ln w="9525">
+                <a:solidFill>
+                  <a:schemeClr val="accent1"/>
+                </a:solidFill>
+              </a:ln>
+              <a:effectLst/>
+            </c:spPr>
+          </c:marker>
+          <c:xVal>
+            <c:numRef>
+              <c:f>Лист1!$O$2:$O$14</c:f>
+              <c:numCache>
+                <c:formatCode>General</c:formatCode>
+                <c:ptCount val="13"/>
+                <c:pt idx="1">
+                  <c:v>0</c:v>
+                </c:pt>
+                <c:pt idx="2">
+                  <c:v>1E-4</c:v>
+                </c:pt>
+                <c:pt idx="3">
+                  <c:v>2.0000000000000001E-4</c:v>
+                </c:pt>
+                <c:pt idx="4">
+                  <c:v>2.9999999999999997E-4</c:v>
+                </c:pt>
+                <c:pt idx="5">
+                  <c:v>4.0000000000000002E-4</c:v>
+                </c:pt>
+                <c:pt idx="6">
+                  <c:v>5.0000000000000001E-4</c:v>
+                </c:pt>
+                <c:pt idx="7">
+                  <c:v>5.9999999999999995E-4</c:v>
+                </c:pt>
+                <c:pt idx="8">
+                  <c:v>6.9999999999999999E-4</c:v>
+                </c:pt>
+                <c:pt idx="9">
+                  <c:v>8.0000000000000004E-4</c:v>
+                </c:pt>
+                <c:pt idx="10">
+                  <c:v>8.9999999999999998E-4</c:v>
+                </c:pt>
+                <c:pt idx="11">
+                  <c:v>1E-3</c:v>
+                </c:pt>
+                <c:pt idx="12">
+                  <c:v>2E-3</c:v>
+                </c:pt>
+              </c:numCache>
+            </c:numRef>
+          </c:xVal>
+          <c:yVal>
+            <c:numRef>
+              <c:f>Лист1!$P$2:$P$14</c:f>
+              <c:numCache>
+                <c:formatCode>General</c:formatCode>
+                <c:ptCount val="13"/>
+                <c:pt idx="1">
+                  <c:v>0</c:v>
+                </c:pt>
+                <c:pt idx="2">
+                  <c:v>0.32670359327284115</c:v>
+                </c:pt>
+                <c:pt idx="3">
+                  <c:v>0.54667194868829627</c:v>
+                </c:pt>
+                <c:pt idx="4">
+                  <c:v>0.6947758519832048</c:v>
+                </c:pt>
+                <c:pt idx="5">
+                  <c:v>0.79449367789393333</c:v>
+                </c:pt>
+                <c:pt idx="6">
+                  <c:v>0.86163333176627122</c:v>
+                </c:pt>
+                <c:pt idx="7">
+                  <c:v>0.90683821946742149</c:v>
+                </c:pt>
+                <c:pt idx="8">
+                  <c:v>0.93727450792311073</c:v>
+                </c:pt>
+                <c:pt idx="9">
+                  <c:v>0.95776715157443759</c:v>
+                </c:pt>
+                <c:pt idx="10">
+                  <c:v>0.97156477490921611</c:v>
+                </c:pt>
+                <c:pt idx="11">
+                  <c:v>0.98085466512189723</c:v>
+                </c:pt>
+                <c:pt idx="12">
+                  <c:v>0.99963345615240529</c:v>
+                </c:pt>
+              </c:numCache>
+            </c:numRef>
+          </c:yVal>
+          <c:smooth val="0"/>
+          <c:extLst>
+            <c:ext xmlns:c16="http://schemas.microsoft.com/office/drawing/2014/chart" uri="{C3380CC4-5D6E-409C-BE32-E72D297353CC}">
+              <c16:uniqueId val="{00000000-27E0-4B49-B4F3-BD6EE930802E}"/>
+            </c:ext>
+          </c:extLst>
+        </c:ser>
+        <c:dLbls>
+          <c:showLegendKey val="0"/>
+          <c:showVal val="0"/>
+          <c:showCatName val="0"/>
+          <c:showSerName val="0"/>
+          <c:showPercent val="0"/>
+          <c:showBubbleSize val="0"/>
+        </c:dLbls>
+        <c:axId val="1321215856"/>
+        <c:axId val="1321213776"/>
+      </c:scatterChart>
+      <c:valAx>
+        <c:axId val="1321215856"/>
+        <c:scaling>
+          <c:orientation val="minMax"/>
+        </c:scaling>
+        <c:delete val="0"/>
+        <c:axPos val="b"/>
+        <c:majorGridlines>
+          <c:spPr>
+            <a:ln w="9525" cap="flat" cmpd="sng" algn="ctr">
+              <a:solidFill>
+                <a:schemeClr val="tx1">
+                  <a:lumMod val="15000"/>
+                  <a:lumOff val="85000"/>
+                </a:schemeClr>
+              </a:solidFill>
+              <a:round/>
+            </a:ln>
+            <a:effectLst/>
+          </c:spPr>
+        </c:majorGridlines>
+        <c:numFmt formatCode="General" sourceLinked="1"/>
+        <c:majorTickMark val="none"/>
+        <c:minorTickMark val="none"/>
+        <c:tickLblPos val="nextTo"/>
+        <c:spPr>
+          <a:noFill/>
+          <a:ln w="9525" cap="flat" cmpd="sng" algn="ctr">
+            <a:solidFill>
+              <a:schemeClr val="tx1">
+                <a:lumMod val="25000"/>
+                <a:lumOff val="75000"/>
+              </a:schemeClr>
+            </a:solidFill>
+            <a:round/>
+          </a:ln>
+          <a:effectLst/>
+        </c:spPr>
+        <c:txPr>
+          <a:bodyPr rot="-60000000" spcFirstLastPara="1" vertOverflow="ellipsis" vert="horz" wrap="square" anchor="ctr" anchorCtr="1"/>
+          <a:lstStyle/>
+          <a:p>
+            <a:pPr>
+              <a:defRPr sz="900" b="0" i="0" u="none" strike="noStrike" kern="1200" baseline="0">
+                <a:solidFill>
+                  <a:schemeClr val="tx1">
+                    <a:lumMod val="65000"/>
+                    <a:lumOff val="35000"/>
+                  </a:schemeClr>
+                </a:solidFill>
+                <a:latin typeface="+mn-lt"/>
+                <a:ea typeface="+mn-ea"/>
+                <a:cs typeface="+mn-cs"/>
+              </a:defRPr>
+            </a:pPr>
+            <a:endParaRPr lang="ru-RU"/>
+          </a:p>
+        </c:txPr>
+        <c:crossAx val="1321213776"/>
+        <c:crosses val="autoZero"/>
+        <c:crossBetween val="midCat"/>
+      </c:valAx>
+      <c:valAx>
+        <c:axId val="1321213776"/>
+        <c:scaling>
+          <c:orientation val="minMax"/>
+        </c:scaling>
+        <c:delete val="0"/>
+        <c:axPos val="l"/>
+        <c:majorGridlines>
+          <c:spPr>
+            <a:ln w="9525" cap="flat" cmpd="sng" algn="ctr">
+              <a:solidFill>
+                <a:schemeClr val="tx1">
+                  <a:lumMod val="15000"/>
+                  <a:lumOff val="85000"/>
+                </a:schemeClr>
+              </a:solidFill>
+              <a:round/>
+            </a:ln>
+            <a:effectLst/>
+          </c:spPr>
+        </c:majorGridlines>
+        <c:numFmt formatCode="General" sourceLinked="1"/>
+        <c:majorTickMark val="none"/>
+        <c:minorTickMark val="none"/>
+        <c:tickLblPos val="nextTo"/>
+        <c:spPr>
+          <a:noFill/>
+          <a:ln w="9525" cap="flat" cmpd="sng" algn="ctr">
+            <a:solidFill>
+              <a:schemeClr val="tx1">
+                <a:lumMod val="25000"/>
+                <a:lumOff val="75000"/>
+              </a:schemeClr>
+            </a:solidFill>
+            <a:round/>
+          </a:ln>
+          <a:effectLst/>
+        </c:spPr>
+        <c:txPr>
+          <a:bodyPr rot="-60000000" spcFirstLastPara="1" vertOverflow="ellipsis" vert="horz" wrap="square" anchor="ctr" anchorCtr="1"/>
+          <a:lstStyle/>
+          <a:p>
+            <a:pPr>
+              <a:defRPr sz="900" b="0" i="0" u="none" strike="noStrike" kern="1200" baseline="0">
+                <a:solidFill>
+                  <a:schemeClr val="tx1">
+                    <a:lumMod val="65000"/>
+                    <a:lumOff val="35000"/>
+                  </a:schemeClr>
+                </a:solidFill>
+                <a:latin typeface="+mn-lt"/>
+                <a:ea typeface="+mn-ea"/>
+                <a:cs typeface="+mn-cs"/>
+              </a:defRPr>
+            </a:pPr>
+            <a:endParaRPr lang="ru-RU"/>
+          </a:p>
+        </c:txPr>
+        <c:crossAx val="1321215856"/>
+        <c:crosses val="autoZero"/>
+        <c:crossBetween val="midCat"/>
+      </c:valAx>
+      <c:spPr>
+        <a:noFill/>
+        <a:ln>
+          <a:noFill/>
+        </a:ln>
+        <a:effectLst/>
+      </c:spPr>
+    </c:plotArea>
+    <c:plotVisOnly val="1"/>
+    <c:dispBlanksAs val="gap"/>
+    <c:showDLblsOverMax val="0"/>
+  </c:chart>
+  <c:spPr>
+    <a:solidFill>
+      <a:schemeClr val="bg1"/>
+    </a:solidFill>
+    <a:ln w="9525" cap="flat" cmpd="sng" algn="ctr">
+      <a:solidFill>
+        <a:schemeClr val="tx1">
+          <a:lumMod val="15000"/>
+          <a:lumOff val="85000"/>
+        </a:schemeClr>
+      </a:solidFill>
+      <a:round/>
+    </a:ln>
+    <a:effectLst/>
+  </c:spPr>
+  <c:txPr>
+    <a:bodyPr/>
+    <a:lstStyle/>
+    <a:p>
+      <a:pPr>
+        <a:defRPr/>
+      </a:pPr>
+      <a:endParaRPr lang="ru-RU"/>
+    </a:p>
+  </c:txPr>
+  <c:externalData r:id="rId3">
+    <c:autoUpdate val="0"/>
+  </c:externalData>
+</c:chartSpace>
+</file>
+
+<file path=word/charts/colors1.xml><?xml version="1.0" encoding="utf-8"?>
+<cs:colorStyle xmlns:cs="http://schemas.microsoft.com/office/drawing/2012/chartStyle" xmlns:a="http://schemas.openxmlformats.org/drawingml/2006/main" meth="cycle" id="10">
+  <a:schemeClr val="accent1"/>
+  <a:schemeClr val="accent2"/>
+  <a:schemeClr val="accent3"/>
+  <a:schemeClr val="accent4"/>
+  <a:schemeClr val="accent5"/>
+  <a:schemeClr val="accent6"/>
+  <cs:variation/>
+  <cs:variation>
+    <a:lumMod val="60000"/>
+  </cs:variation>
+  <cs:variation>
+    <a:lumMod val="80000"/>
+    <a:lumOff val="20000"/>
+  </cs:variation>
+  <cs:variation>
+    <a:lumMod val="80000"/>
+  </cs:variation>
+  <cs:variation>
+    <a:lumMod val="60000"/>
+    <a:lumOff val="40000"/>
+  </cs:variation>
+  <cs:variation>
+    <a:lumMod val="50000"/>
+  </cs:variation>
+  <cs:variation>
+    <a:lumMod val="70000"/>
+    <a:lumOff val="30000"/>
+  </cs:variation>
+  <cs:variation>
+    <a:lumMod val="70000"/>
+  </cs:variation>
+  <cs:variation>
+    <a:lumMod val="50000"/>
+    <a:lumOff val="50000"/>
+  </cs:variation>
+</cs:colorStyle>
+</file>
+
+<file path=word/charts/style1.xml><?xml version="1.0" encoding="utf-8"?>
+<cs:chartStyle xmlns:cs="http://schemas.microsoft.com/office/drawing/2012/chartStyle" xmlns:a="http://schemas.openxmlformats.org/drawingml/2006/main" id="240">
+  <cs:axisTitle>
+    <cs:lnRef idx="0"/>
+    <cs:fillRef idx="0"/>
+    <cs:effectRef idx="0"/>
+    <cs:fontRef idx="minor">
+      <a:schemeClr val="tx1">
+        <a:lumMod val="65000"/>
+        <a:lumOff val="35000"/>
+      </a:schemeClr>
+    </cs:fontRef>
+    <cs:defRPr sz="1000" kern="1200"/>
+  </cs:axisTitle>
+  <cs:categoryAxis>
+    <cs:lnRef idx="0"/>
+    <cs:fillRef idx="0"/>
+    <cs:effectRef idx="0"/>
+    <cs:fontRef idx="minor">
+      <a:schemeClr val="tx1">
+        <a:lumMod val="65000"/>
+        <a:lumOff val="35000"/>
+      </a:schemeClr>
+    </cs:fontRef>
+    <cs:spPr>
+      <a:ln w="9525" cap="flat" cmpd="sng" algn="ctr">
+        <a:solidFill>
+          <a:schemeClr val="tx1">
+            <a:lumMod val="25000"/>
+            <a:lumOff val="75000"/>
+          </a:schemeClr>
+        </a:solidFill>
+        <a:round/>
+      </a:ln>
+    </cs:spPr>
+    <cs:defRPr sz="900" kern="1200"/>
+  </cs:categoryAxis>
+  <cs:chartArea mods="allowNoFillOverride allowNoLineOverride">
+    <cs:lnRef idx="0"/>
+    <cs:fillRef idx="0"/>
+    <cs:effectRef idx="0"/>
+    <cs:fontRef idx="minor">
+      <a:schemeClr val="tx1"/>
+    </cs:fontRef>
+    <cs:spPr>
+      <a:solidFill>
+        <a:schemeClr val="bg1"/>
+      </a:solidFill>
+      <a:ln w="9525" cap="flat" cmpd="sng" algn="ctr">
+        <a:solidFill>
+          <a:schemeClr val="tx1">
+            <a:lumMod val="15000"/>
+            <a:lumOff val="85000"/>
+          </a:schemeClr>
+        </a:solidFill>
+        <a:round/>
+      </a:ln>
+    </cs:spPr>
+    <cs:defRPr sz="1000" kern="1200"/>
+  </cs:chartArea>
+  <cs:dataLabel>
+    <cs:lnRef idx="0"/>
+    <cs:fillRef idx="0"/>
+    <cs:effectRef idx="0"/>
+    <cs:fontRef idx="minor">
+      <a:schemeClr val="tx1">
+        <a:lumMod val="75000"/>
+        <a:lumOff val="25000"/>
+      </a:schemeClr>
+    </cs:fontRef>
+    <cs:defRPr sz="900" kern="1200"/>
+  </cs:dataLabel>
+  <cs:dataLabelCallout>
+    <cs:lnRef idx="0"/>
+    <cs:fillRef idx="0"/>
+    <cs:effectRef idx="0"/>
+    <cs:fontRef idx="minor">
+      <a:schemeClr val="dk1">
+        <a:lumMod val="65000"/>
+        <a:lumOff val="35000"/>
+      </a:schemeClr>
+    </cs:fontRef>
+    <cs:spPr>
+      <a:solidFill>
+        <a:schemeClr val="lt1"/>
+      </a:solidFill>
+      <a:ln>
+        <a:solidFill>
+          <a:schemeClr val="dk1">
+            <a:lumMod val="25000"/>
+            <a:lumOff val="75000"/>
+          </a:schemeClr>
+        </a:solidFill>
+      </a:ln>
+    </cs:spPr>
+    <cs:defRPr sz="900" kern="1200"/>
+    <cs:bodyPr rot="0" spcFirstLastPara="1" vertOverflow="clip" horzOverflow="clip" vert="horz" wrap="square" lIns="36576" tIns="18288" rIns="36576" bIns="18288" anchor="ctr" anchorCtr="1">
+      <a:spAutoFit/>
+    </cs:bodyPr>
+  </cs:dataLabelCallout>
+  <cs:dataPoint>
+    <cs:lnRef idx="0"/>
+    <cs:fillRef idx="1">
+      <cs:styleClr val="auto"/>
+    </cs:fillRef>
+    <cs:effectRef idx="0"/>
+    <cs:fontRef idx="minor">
+      <a:schemeClr val="tx1"/>
+    </cs:fontRef>
+  </cs:dataPoint>
+  <cs:dataPoint3D>
+    <cs:lnRef idx="0"/>
+    <cs:fillRef idx="1">
+      <cs:styleClr val="auto"/>
+    </cs:fillRef>
+    <cs:effectRef idx="0"/>
+    <cs:fontRef idx="minor">
+      <a:schemeClr val="tx1"/>
+    </cs:fontRef>
+  </cs:dataPoint3D>
+  <cs:dataPointLine>
+    <cs:lnRef idx="0">
+      <cs:styleClr val="auto"/>
+    </cs:lnRef>
+    <cs:fillRef idx="1"/>
+    <cs:effectRef idx="0"/>
+    <cs:fontRef idx="minor">
+      <a:schemeClr val="tx1"/>
+    </cs:fontRef>
+    <cs:spPr>
+      <a:ln w="19050" cap="rnd">
+        <a:solidFill>
+          <a:schemeClr val="phClr"/>
+        </a:solidFill>
+        <a:round/>
+      </a:ln>
+    </cs:spPr>
+  </cs:dataPointLine>
+  <cs:dataPointMarker>
+    <cs:lnRef idx="0">
+      <cs:styleClr val="auto"/>
+    </cs:lnRef>
+    <cs:fillRef idx="1">
+      <cs:styleClr val="auto"/>
+    </cs:fillRef>
+    <cs:effectRef idx="0"/>
+    <cs:fontRef idx="minor">
+      <a:schemeClr val="tx1"/>
+    </cs:fontRef>
+    <cs:spPr>
+      <a:ln w="9525">
+        <a:solidFill>
+          <a:schemeClr val="phClr"/>
+        </a:solidFill>
+      </a:ln>
+    </cs:spPr>
+  </cs:dataPointMarker>
+  <cs:dataPointMarkerLayout symbol="circle" size="5"/>
+  <cs:dataPointWireframe>
+    <cs:lnRef idx="0">
+      <cs:styleClr val="auto"/>
+    </cs:lnRef>
+    <cs:fillRef idx="0"/>
+    <cs:effectRef idx="0"/>
+    <cs:fontRef idx="minor">
+      <a:schemeClr val="dk1"/>
+    </cs:fontRef>
+    <cs:spPr>
+      <a:ln w="9525" cap="rnd">
+        <a:solidFill>
+          <a:schemeClr val="phClr"/>
+        </a:solidFill>
+        <a:round/>
+      </a:ln>
+    </cs:spPr>
+  </cs:dataPointWireframe>
+  <cs:dataTable>
+    <cs:lnRef idx="0"/>
+    <cs:fillRef idx="0"/>
+    <cs:effectRef idx="0"/>
+    <cs:fontRef idx="minor">
+      <a:schemeClr val="tx1">
+        <a:lumMod val="65000"/>
+        <a:lumOff val="35000"/>
+      </a:schemeClr>
+    </cs:fontRef>
+    <cs:spPr>
+      <a:noFill/>
+      <a:ln w="9525" cap="flat" cmpd="sng" algn="ctr">
+        <a:solidFill>
+          <a:schemeClr val="tx1">
+            <a:lumMod val="15000"/>
+            <a:lumOff val="85000"/>
+          </a:schemeClr>
+        </a:solidFill>
+        <a:round/>
+      </a:ln>
+    </cs:spPr>
+    <cs:defRPr sz="900" kern="1200"/>
+  </cs:dataTable>
+  <cs:downBar>
+    <cs:lnRef idx="0"/>
+    <cs:fillRef idx="0"/>
+    <cs:effectRef idx="0"/>
+    <cs:fontRef idx="minor">
+      <a:schemeClr val="tx1"/>
+    </cs:fontRef>
+    <cs:spPr>
+      <a:solidFill>
+        <a:schemeClr val="dk1">
+          <a:lumMod val="75000"/>
+          <a:lumOff val="25000"/>
+        </a:schemeClr>
+      </a:solidFill>
+      <a:ln w="9525" cap="flat" cmpd="sng" algn="ctr">
+        <a:solidFill>
+          <a:schemeClr val="tx1">
+            <a:lumMod val="65000"/>
+            <a:lumOff val="35000"/>
+          </a:schemeClr>
+        </a:solidFill>
+        <a:round/>
+      </a:ln>
+    </cs:spPr>
+  </cs:downBar>
+  <cs:dropLine>
+    <cs:lnRef idx="0"/>
+    <cs:fillRef idx="0"/>
+    <cs:effectRef idx="0"/>
+    <cs:fontRef idx="minor">
+      <a:schemeClr val="tx1"/>
+    </cs:fontRef>
+    <cs:spPr>
+      <a:ln w="9525" cap="flat" cmpd="sng" algn="ctr">
+        <a:solidFill>
+          <a:schemeClr val="tx1">
+            <a:lumMod val="35000"/>
+            <a:lumOff val="65000"/>
+          </a:schemeClr>
+        </a:solidFill>
+        <a:round/>
+      </a:ln>
+    </cs:spPr>
+  </cs:dropLine>
+  <cs:errorBar>
+    <cs:lnRef idx="0"/>
+    <cs:fillRef idx="0"/>
+    <cs:effectRef idx="0"/>
+    <cs:fontRef idx="minor">
+      <a:schemeClr val="tx1"/>
+    </cs:fontRef>
+    <cs:spPr>
+      <a:ln w="9525" cap="flat" cmpd="sng" algn="ctr">
+        <a:solidFill>
+          <a:schemeClr val="tx1">
+            <a:lumMod val="65000"/>
+            <a:lumOff val="35000"/>
+          </a:schemeClr>
+        </a:solidFill>
+        <a:round/>
+      </a:ln>
+    </cs:spPr>
+  </cs:errorBar>
+  <cs:floor>
+    <cs:lnRef idx="0"/>
+    <cs:fillRef idx="0"/>
+    <cs:effectRef idx="0"/>
+    <cs:fontRef idx="minor">
+      <a:schemeClr val="tx1"/>
+    </cs:fontRef>
+    <cs:spPr>
+      <a:noFill/>
+      <a:ln>
+        <a:noFill/>
+      </a:ln>
+    </cs:spPr>
+  </cs:floor>
+  <cs:gridlineMajor>
+    <cs:lnRef idx="0"/>
+    <cs:fillRef idx="0"/>
+    <cs:effectRef idx="0"/>
+    <cs:fontRef idx="minor">
+      <a:schemeClr val="tx1"/>
+    </cs:fontRef>
+    <cs:spPr>
+      <a:ln w="9525" cap="flat" cmpd="sng" algn="ctr">
+        <a:solidFill>
+          <a:schemeClr val="tx1">
+            <a:lumMod val="15000"/>
+            <a:lumOff val="85000"/>
+          </a:schemeClr>
+        </a:solidFill>
+        <a:round/>
+      </a:ln>
+    </cs:spPr>
+  </cs:gridlineMajor>
+  <cs:gridlineMinor>
+    <cs:lnRef idx="0"/>
+    <cs:fillRef idx="0"/>
+    <cs:effectRef idx="0"/>
+    <cs:fontRef idx="minor">
+      <a:schemeClr val="tx1"/>
+    </cs:fontRef>
+    <cs:spPr>
+      <a:ln w="9525" cap="flat" cmpd="sng" algn="ctr">
+        <a:solidFill>
+          <a:schemeClr val="tx1">
+            <a:lumMod val="5000"/>
+            <a:lumOff val="95000"/>
+          </a:schemeClr>
+        </a:solidFill>
+        <a:round/>
+      </a:ln>
+    </cs:spPr>
+  </cs:gridlineMinor>
+  <cs:hiLoLine>
+    <cs:lnRef idx="0"/>
+    <cs:fillRef idx="0"/>
+    <cs:effectRef idx="0"/>
+    <cs:fontRef idx="minor">
+      <a:schemeClr val="tx1"/>
+    </cs:fontRef>
+    <cs:spPr>
+      <a:ln w="9525" cap="flat" cmpd="sng" algn="ctr">
+        <a:solidFill>
+          <a:schemeClr val="tx1">
+            <a:lumMod val="50000"/>
+            <a:lumOff val="50000"/>
+          </a:schemeClr>
+        </a:solidFill>
+        <a:round/>
+      </a:ln>
+    </cs:spPr>
+  </cs:hiLoLine>
+  <cs:leaderLine>
+    <cs:lnRef idx="0"/>
+    <cs:fillRef idx="0"/>
+    <cs:effectRef idx="0"/>
+    <cs:fontRef idx="minor">
+      <a:schemeClr val="tx1"/>
+    </cs:fontRef>
+    <cs:spPr>
+      <a:ln w="9525" cap="flat" cmpd="sng" algn="ctr">
+        <a:solidFill>
+          <a:schemeClr val="tx1">
+            <a:lumMod val="35000"/>
+            <a:lumOff val="65000"/>
+          </a:schemeClr>
+        </a:solidFill>
+        <a:round/>
+      </a:ln>
+    </cs:spPr>
+  </cs:leaderLine>
+  <cs:legend>
+    <cs:lnRef idx="0"/>
+    <cs:fillRef idx="0"/>
+    <cs:effectRef idx="0"/>
+    <cs:fontRef idx="minor">
+      <a:schemeClr val="tx1">
+        <a:lumMod val="65000"/>
+        <a:lumOff val="35000"/>
+      </a:schemeClr>
+    </cs:fontRef>
+    <cs:defRPr sz="900" kern="1200"/>
+  </cs:legend>
+  <cs:plotArea mods="allowNoFillOverride allowNoLineOverride">
+    <cs:lnRef idx="0"/>
+    <cs:fillRef idx="0"/>
+    <cs:effectRef idx="0"/>
+    <cs:fontRef idx="minor">
+      <a:schemeClr val="tx1"/>
+    </cs:fontRef>
+  </cs:plotArea>
+  <cs:plotArea3D mods="allowNoFillOverride allowNoLineOverride">
+    <cs:lnRef idx="0"/>
+    <cs:fillRef idx="0"/>
+    <cs:effectRef idx="0"/>
+    <cs:fontRef idx="minor">
+      <a:schemeClr val="tx1"/>
+    </cs:fontRef>
+  </cs:plotArea3D>
+  <cs:seriesAxis>
+    <cs:lnRef idx="0"/>
+    <cs:fillRef idx="0"/>
+    <cs:effectRef idx="0"/>
+    <cs:fontRef idx="minor">
+      <a:schemeClr val="tx1">
+        <a:lumMod val="65000"/>
+        <a:lumOff val="35000"/>
+      </a:schemeClr>
+    </cs:fontRef>
+    <cs:defRPr sz="900" kern="1200"/>
+  </cs:seriesAxis>
+  <cs:seriesLine>
+    <cs:lnRef idx="0"/>
+    <cs:fillRef idx="0"/>
+    <cs:effectRef idx="0"/>
+    <cs:fontRef idx="minor">
+      <a:schemeClr val="tx1"/>
+    </cs:fontRef>
+    <cs:spPr>
+      <a:ln w="9525" cap="flat" cmpd="sng" algn="ctr">
+        <a:solidFill>
+          <a:schemeClr val="tx1">
+            <a:lumMod val="35000"/>
+            <a:lumOff val="65000"/>
+          </a:schemeClr>
+        </a:solidFill>
+        <a:round/>
+      </a:ln>
+    </cs:spPr>
+  </cs:seriesLine>
+  <cs:title>
+    <cs:lnRef idx="0"/>
+    <cs:fillRef idx="0"/>
+    <cs:effectRef idx="0"/>
+    <cs:fontRef idx="minor">
+      <a:schemeClr val="tx1">
+        <a:lumMod val="65000"/>
+        <a:lumOff val="35000"/>
+      </a:schemeClr>
+    </cs:fontRef>
+    <cs:defRPr sz="1400" b="0" kern="1200" spc="0" baseline="0"/>
+  </cs:title>
+  <cs:trendline>
+    <cs:lnRef idx="0">
+      <cs:styleClr val="auto"/>
+    </cs:lnRef>
+    <cs:fillRef idx="0"/>
+    <cs:effectRef idx="0"/>
+    <cs:fontRef idx="minor">
+      <a:schemeClr val="tx1"/>
+    </cs:fontRef>
+    <cs:spPr>
+      <a:ln w="19050" cap="rnd">
+        <a:solidFill>
+          <a:schemeClr val="phClr"/>
+        </a:solidFill>
+        <a:prstDash val="sysDot"/>
+      </a:ln>
+    </cs:spPr>
+  </cs:trendline>
+  <cs:trendlineLabel>
+    <cs:lnRef idx="0"/>
+    <cs:fillRef idx="0"/>
+    <cs:effectRef idx="0"/>
+    <cs:fontRef idx="minor">
+      <a:schemeClr val="tx1">
+        <a:lumMod val="65000"/>
+        <a:lumOff val="35000"/>
+      </a:schemeClr>
+    </cs:fontRef>
+    <cs:defRPr sz="900" kern="1200"/>
+  </cs:trendlineLabel>
+  <cs:upBar>
+    <cs:lnRef idx="0"/>
+    <cs:fillRef idx="0"/>
+    <cs:effectRef idx="0"/>
+    <cs:fontRef idx="minor">
+      <a:schemeClr val="tx1"/>
+    </cs:fontRef>
+    <cs:spPr>
+      <a:solidFill>
+        <a:schemeClr val="lt1"/>
+      </a:solidFill>
+      <a:ln w="9525" cap="flat" cmpd="sng" algn="ctr">
+        <a:solidFill>
+          <a:schemeClr val="tx1">
+            <a:lumMod val="65000"/>
+            <a:lumOff val="35000"/>
+          </a:schemeClr>
+        </a:solidFill>
+        <a:round/>
+      </a:ln>
+    </cs:spPr>
+  </cs:upBar>
+  <cs:valueAxis>
+    <cs:lnRef idx="0"/>
+    <cs:fillRef idx="0"/>
+    <cs:effectRef idx="0"/>
+    <cs:fontRef idx="minor">
+      <a:schemeClr val="tx1">
+        <a:lumMod val="65000"/>
+        <a:lumOff val="35000"/>
+      </a:schemeClr>
+    </cs:fontRef>
+    <cs:spPr>
+      <a:ln w="9525" cap="flat" cmpd="sng" algn="ctr">
+        <a:solidFill>
+          <a:schemeClr val="tx1">
+            <a:lumMod val="25000"/>
+            <a:lumOff val="75000"/>
+          </a:schemeClr>
+        </a:solidFill>
+        <a:round/>
+      </a:ln>
+    </cs:spPr>
+    <cs:defRPr sz="900" kern="1200"/>
+  </cs:valueAxis>
+  <cs:wall>
+    <cs:lnRef idx="0"/>
+    <cs:fillRef idx="0"/>
+    <cs:effectRef idx="0"/>
+    <cs:fontRef idx="minor">
+      <a:schemeClr val="tx1"/>
+    </cs:fontRef>
+    <cs:spPr>
+      <a:noFill/>
+      <a:ln>
+        <a:noFill/>
+      </a:ln>
+    </cs:spPr>
+  </cs:wall>
+</cs:chartStyle>
 </file>
 
 <file path=word/theme/theme1.xml><?xml version="1.0" encoding="utf-8"?>
